--- a/docs/05_여름수련회_일정표.docx
+++ b/docs/05_여름수련회_일정표.docx
@@ -11,7 +11,7 @@
         <w:rPr>
           <w:b w:val="0"/>
         </w:rPr>
-        <w:t>(교회명) 여름 수련회 시간별 일정표 (2박 3일)</w:t>
+        <w:t>2026년 (교회명) (부서명) 여름수련회 시간별 일정표</w:t>
       </w:r>
     </w:p>
     <w:p>
@@ -22,7 +22,7 @@
         <w:rPr>
           <w:b w:val="0"/>
         </w:rPr>
-        <w:t>1. 수련회 개요</w:t>
+        <w:t>개요</w:t>
       </w:r>
     </w:p>
     <w:p>
@@ -31,15 +31,9 @@
       </w:pPr>
       <w:r>
         <w:rPr>
-          <w:b/>
-        </w:rPr>
-        <w:t>주제:</w:t>
-      </w:r>
-      <w:r>
-        <w:rPr>
           <w:b w:val="0"/>
         </w:rPr>
-        <w:t xml:space="preserve"> ________</w:t>
+        <w:t>주제 : ________</w:t>
       </w:r>
     </w:p>
     <w:p>
@@ -48,15 +42,9 @@
       </w:pPr>
       <w:r>
         <w:rPr>
-          <w:b/>
-        </w:rPr>
-        <w:t>주제 성구:</w:t>
-      </w:r>
-      <w:r>
-        <w:rPr>
           <w:b w:val="0"/>
         </w:rPr>
-        <w:t xml:space="preserve"> ________ (참조: 요한복음 15:1-10 등)</w:t>
+        <w:t>주제 말씀 : ________</w:t>
       </w:r>
     </w:p>
     <w:p>
@@ -65,15 +53,9 @@
       </w:pPr>
       <w:r>
         <w:rPr>
-          <w:b/>
-        </w:rPr>
-        <w:t>기간:</w:t>
-      </w:r>
-      <w:r>
-        <w:rPr>
           <w:b w:val="0"/>
         </w:rPr>
-        <w:t xml:space="preserve"> 20__년 ________월 ________일(요일) ~ ________일(요일)</w:t>
+        <w:t>목적 : ________</w:t>
       </w:r>
     </w:p>
     <w:p>
@@ -82,15 +64,9 @@
       </w:pPr>
       <w:r>
         <w:rPr>
-          <w:b/>
-        </w:rPr>
-        <w:t>장소:</w:t>
-      </w:r>
-      <w:r>
-        <w:rPr>
           <w:b w:val="0"/>
         </w:rPr>
-        <w:t xml:space="preserve"> ________ (주소: ________________)</w:t>
+        <w:t>장소 : ________</w:t>
       </w:r>
     </w:p>
     <w:p>
@@ -99,15 +75,9 @@
       </w:pPr>
       <w:r>
         <w:rPr>
-          <w:b/>
-        </w:rPr>
-        <w:t>대상:</w:t>
-      </w:r>
-      <w:r>
-        <w:rPr>
           <w:b w:val="0"/>
         </w:rPr>
-        <w:t xml:space="preserve"> ________</w:t>
+        <w:t>일시 : 2026년 __월 __일(요일) ~ __월 __일(요일) (2박 3일)</w:t>
       </w:r>
     </w:p>
     <w:p>
@@ -116,15 +86,9 @@
       </w:pPr>
       <w:r>
         <w:rPr>
-          <w:b/>
-        </w:rPr>
-        <w:t>지도자:</w:t>
-      </w:r>
-      <w:r>
-        <w:rPr>
           <w:b w:val="0"/>
         </w:rPr>
-        <w:t xml:space="preserve"> ________</w:t>
+        <w:t>대상 : 학생 ____명, 교사 ____명</w:t>
       </w:r>
     </w:p>
     <w:p>
@@ -135,7 +99,7 @@
         <w:rPr>
           <w:b w:val="0"/>
         </w:rPr>
-        <w:t>2. 1일차 일정: 만남과 시작 (________월 ________일)</w:t>
+        <w:t>시간별 일정표</w:t>
       </w:r>
     </w:p>
     <w:tbl>
@@ -187,7 +151,7 @@
               <w:rPr>
                 <w:b/>
               </w:rPr>
-              <w:t>장소·이동</w:t>
+              <w:t>장소</w:t>
             </w:r>
           </w:p>
         </w:tc>
@@ -200,7 +164,7 @@
               <w:rPr>
                 <w:b/>
               </w:rPr>
-              <w:t>담당(리더·교사·부장)</w:t>
+              <w:t>진행</w:t>
             </w:r>
           </w:p>
         </w:tc>
@@ -213,7 +177,7 @@
               <w:rPr>
                 <w:b/>
               </w:rPr>
-              <w:t>준비물·비고</w:t>
+              <w:t>준비물</w:t>
             </w:r>
           </w:p>
         </w:tc>
@@ -226,9 +190,48 @@
           <w:p>
             <w:r>
               <w:rPr>
+                <w:b/>
+              </w:rPr>
+              <w:t>1일차</w:t>
+            </w:r>
+          </w:p>
+        </w:tc>
+        <w:tc>
+          <w:tcPr>
+            <w:tcW w:type="dxa" w:w="1728"/>
+          </w:tcPr>
+          <w:p/>
+        </w:tc>
+        <w:tc>
+          <w:tcPr>
+            <w:tcW w:type="dxa" w:w="1728"/>
+          </w:tcPr>
+          <w:p/>
+        </w:tc>
+        <w:tc>
+          <w:tcPr>
+            <w:tcW w:type="dxa" w:w="1728"/>
+          </w:tcPr>
+          <w:p/>
+        </w:tc>
+        <w:tc>
+          <w:tcPr>
+            <w:tcW w:type="dxa" w:w="1728"/>
+          </w:tcPr>
+          <w:p/>
+        </w:tc>
+      </w:tr>
+      <w:tr>
+        <w:tc>
+          <w:tcPr>
+            <w:tcW w:type="dxa" w:w="1728"/>
+          </w:tcPr>
+          <w:p>
+            <w:r>
+              <w:rPr>
                 <w:b w:val="0"/>
               </w:rPr>
-              <w:t>10:00-13:00</w:t>
+              <w:t>14:00~15:00</w:t>
             </w:r>
           </w:p>
         </w:tc>
@@ -241,7 +244,7 @@
               <w:rPr>
                 <w:b w:val="0"/>
               </w:rPr>
-              <w:t>교회 출발 및 도착</w:t>
+              <w:t>등록 및 오리엔테이션</w:t>
             </w:r>
           </w:p>
         </w:tc>
@@ -254,141 +257,7 @@
               <w:rPr>
                 <w:b w:val="0"/>
               </w:rPr>
-              <w:t>교회→숙소</w:t>
-            </w:r>
-          </w:p>
-        </w:tc>
-        <w:tc>
-          <w:tcPr>
-            <w:tcW w:type="dxa" w:w="1728"/>
-          </w:tcPr>
-          <w:p>
-            <w:r>
-              <w:rPr>
-                <w:b w:val="0"/>
-              </w:rPr>
-              <w:t>인솔 교사</w:t>
-            </w:r>
-          </w:p>
-        </w:tc>
-        <w:tc>
-          <w:tcPr>
-            <w:tcW w:type="dxa" w:w="1728"/>
-          </w:tcPr>
-          <w:p>
-            <w:r>
-              <w:rPr>
-                <w:b w:val="0"/>
-              </w:rPr>
-              <w:t>차량, 간식</w:t>
-            </w:r>
-          </w:p>
-        </w:tc>
-      </w:tr>
-      <w:tr>
-        <w:tc>
-          <w:tcPr>
-            <w:tcW w:type="dxa" w:w="1728"/>
-          </w:tcPr>
-          <w:p>
-            <w:r>
-              <w:rPr>
-                <w:b w:val="0"/>
-              </w:rPr>
-              <w:t>13:00-14:00</w:t>
-            </w:r>
-          </w:p>
-        </w:tc>
-        <w:tc>
-          <w:tcPr>
-            <w:tcW w:type="dxa" w:w="1728"/>
-          </w:tcPr>
-          <w:p>
-            <w:r>
-              <w:rPr>
-                <w:b w:val="0"/>
-              </w:rPr>
-              <w:t>점심 식사</w:t>
-            </w:r>
-          </w:p>
-        </w:tc>
-        <w:tc>
-          <w:tcPr>
-            <w:tcW w:type="dxa" w:w="1728"/>
-          </w:tcPr>
-          <w:p>
-            <w:r>
-              <w:rPr>
-                <w:b w:val="0"/>
-              </w:rPr>
-              <w:t>식당</w:t>
-            </w:r>
-          </w:p>
-        </w:tc>
-        <w:tc>
-          <w:tcPr>
-            <w:tcW w:type="dxa" w:w="1728"/>
-          </w:tcPr>
-          <w:p>
-            <w:r>
-              <w:rPr>
-                <w:b w:val="0"/>
-              </w:rPr>
-              <w:t>담당 부장</w:t>
-            </w:r>
-          </w:p>
-        </w:tc>
-        <w:tc>
-          <w:tcPr>
-            <w:tcW w:type="dxa" w:w="1728"/>
-          </w:tcPr>
-          <w:p>
-            <w:r>
-              <w:rPr>
-                <w:b w:val="0"/>
-              </w:rPr>
-              <w:t>-</w:t>
-            </w:r>
-          </w:p>
-        </w:tc>
-      </w:tr>
-      <w:tr>
-        <w:tc>
-          <w:tcPr>
-            <w:tcW w:type="dxa" w:w="1728"/>
-          </w:tcPr>
-          <w:p>
-            <w:r>
-              <w:rPr>
-                <w:b w:val="0"/>
-              </w:rPr>
-              <w:t>14:00-15:00</w:t>
-            </w:r>
-          </w:p>
-        </w:tc>
-        <w:tc>
-          <w:tcPr>
-            <w:tcW w:type="dxa" w:w="1728"/>
-          </w:tcPr>
-          <w:p>
-            <w:r>
-              <w:rPr>
-                <w:b w:val="0"/>
-              </w:rPr>
-              <w:t>숙소 배정 및 오리엔테이션</w:t>
-            </w:r>
-          </w:p>
-        </w:tc>
-        <w:tc>
-          <w:tcPr>
-            <w:tcW w:type="dxa" w:w="1728"/>
-          </w:tcPr>
-          <w:p>
-            <w:r>
-              <w:rPr>
-                <w:b w:val="0"/>
-              </w:rPr>
-              <w:t>대강당</w:t>
+              <w:t>로비</w:t>
             </w:r>
           </w:p>
         </w:tc>
@@ -414,7 +283,7 @@
               <w:rPr>
                 <w:b w:val="0"/>
               </w:rPr>
-              <w:t>일정표, 안내문</w:t>
+              <w:t>명찰, 자료집</w:t>
             </w:r>
           </w:p>
         </w:tc>
@@ -429,7 +298,7 @@
               <w:rPr>
                 <w:b w:val="0"/>
               </w:rPr>
-              <w:t>15:00-16:30</w:t>
+              <w:t>15:00~16:30</w:t>
             </w:r>
           </w:p>
         </w:tc>
@@ -442,7 +311,7 @@
               <w:rPr>
                 <w:b w:val="0"/>
               </w:rPr>
-              <w:t>아이스브레이킹 및 조 편성</w:t>
+              <w:t>개회 예배</w:t>
             </w:r>
           </w:p>
         </w:tc>
@@ -455,7 +324,7 @@
               <w:rPr>
                 <w:b w:val="0"/>
               </w:rPr>
-              <w:t>대강당</w:t>
+              <w:t>예배당</w:t>
             </w:r>
           </w:p>
         </w:tc>
@@ -468,7 +337,7 @@
               <w:rPr>
                 <w:b w:val="0"/>
               </w:rPr>
-              <w:t>리더팀</w:t>
+              <w:t>(설교자)</w:t>
             </w:r>
           </w:p>
         </w:tc>
@@ -481,7 +350,7 @@
               <w:rPr>
                 <w:b w:val="0"/>
               </w:rPr>
-              <w:t>게임 도구</w:t>
+              <w:t>콘티, PPT</w:t>
             </w:r>
           </w:p>
         </w:tc>
@@ -496,7 +365,7 @@
               <w:rPr>
                 <w:b w:val="0"/>
               </w:rPr>
-              <w:t>16:30-18:00</w:t>
+              <w:t>16:30~18:00</w:t>
             </w:r>
           </w:p>
         </w:tc>
@@ -509,7 +378,7 @@
               <w:rPr>
                 <w:b w:val="0"/>
               </w:rPr>
-              <w:t>자유 시간 및 휴식</w:t>
+              <w:t>조별 모임 1</w:t>
             </w:r>
           </w:p>
         </w:tc>
@@ -522,7 +391,7 @@
               <w:rPr>
                 <w:b w:val="0"/>
               </w:rPr>
-              <w:t>숙소</w:t>
+              <w:t>강의실</w:t>
             </w:r>
           </w:p>
         </w:tc>
@@ -535,7 +404,7 @@
               <w:rPr>
                 <w:b w:val="0"/>
               </w:rPr>
-              <w:t>자율</w:t>
+              <w:t>조장</w:t>
             </w:r>
           </w:p>
         </w:tc>
@@ -548,7 +417,7 @@
               <w:rPr>
                 <w:b w:val="0"/>
               </w:rPr>
-              <w:t>세면도구</w:t>
+              <w:t>활동지, 필기구</w:t>
             </w:r>
           </w:p>
         </w:tc>
@@ -563,7 +432,7 @@
               <w:rPr>
                 <w:b w:val="0"/>
               </w:rPr>
-              <w:t>18:00-19:00</w:t>
+              <w:t>18:00~19:00</w:t>
             </w:r>
           </w:p>
         </w:tc>
@@ -602,7 +471,7 @@
               <w:rPr>
                 <w:b w:val="0"/>
               </w:rPr>
-              <w:t>담당 부장</w:t>
+              <w:t>담당자</w:t>
             </w:r>
           </w:p>
         </w:tc>
@@ -630,7 +499,7 @@
               <w:rPr>
                 <w:b w:val="0"/>
               </w:rPr>
-              <w:t>19:30-21:00</w:t>
+              <w:t>19:00~20:30</w:t>
             </w:r>
           </w:p>
         </w:tc>
@@ -643,7 +512,7 @@
               <w:rPr>
                 <w:b w:val="0"/>
               </w:rPr>
-              <w:t>개회 예배</w:t>
+              <w:t>저녁 집회</w:t>
             </w:r>
           </w:p>
         </w:tc>
@@ -656,7 +525,7 @@
               <w:rPr>
                 <w:b w:val="0"/>
               </w:rPr>
-              <w:t>대예배실</w:t>
+              <w:t>예배당</w:t>
             </w:r>
           </w:p>
         </w:tc>
@@ -669,7 +538,7 @@
               <w:rPr>
                 <w:b w:val="0"/>
               </w:rPr>
-              <w:t>담당 리더</w:t>
+              <w:t>(설교자)</w:t>
             </w:r>
           </w:p>
         </w:tc>
@@ -682,7 +551,7 @@
               <w:rPr>
                 <w:b w:val="0"/>
               </w:rPr>
-              <w:t>설교: ________, PPT</w:t>
+              <w:t>음향, 영상</w:t>
             </w:r>
           </w:p>
         </w:tc>
@@ -697,7 +566,7 @@
               <w:rPr>
                 <w:b w:val="0"/>
               </w:rPr>
-              <w:t>21:00-22:00</w:t>
+              <w:t>20:30~21:30</w:t>
             </w:r>
           </w:p>
         </w:tc>
@@ -710,7 +579,7 @@
               <w:rPr>
                 <w:b w:val="0"/>
               </w:rPr>
-              <w:t>조별 모임(나눔)</w:t>
+              <w:t>기도회</w:t>
             </w:r>
           </w:p>
         </w:tc>
@@ -723,7 +592,7 @@
               <w:rPr>
                 <w:b w:val="0"/>
               </w:rPr>
-              <w:t>배정 장소</w:t>
+              <w:t>예배당</w:t>
             </w:r>
           </w:p>
         </w:tc>
@@ -736,301 +605,7 @@
               <w:rPr>
                 <w:b w:val="0"/>
               </w:rPr>
-              <w:t>조장(리더)</w:t>
-            </w:r>
-          </w:p>
-        </w:tc>
-        <w:tc>
-          <w:tcPr>
-            <w:tcW w:type="dxa" w:w="1728"/>
-          </w:tcPr>
-          <w:p>
-            <w:r>
-              <w:rPr>
-                <w:b w:val="0"/>
-              </w:rPr>
-              <w:t>나눔 질문지</w:t>
-            </w:r>
-          </w:p>
-        </w:tc>
-      </w:tr>
-      <w:tr>
-        <w:tc>
-          <w:tcPr>
-            <w:tcW w:type="dxa" w:w="1728"/>
-          </w:tcPr>
-          <w:p>
-            <w:r>
-              <w:rPr>
-                <w:b w:val="0"/>
-              </w:rPr>
-              <w:t>22:00-23:00</w:t>
-            </w:r>
-          </w:p>
-        </w:tc>
-        <w:tc>
-          <w:tcPr>
-            <w:tcW w:type="dxa" w:w="1728"/>
-          </w:tcPr>
-          <w:p>
-            <w:r>
-              <w:rPr>
-                <w:b w:val="0"/>
-              </w:rPr>
-              <w:t>야식 및 친교</w:t>
-            </w:r>
-          </w:p>
-        </w:tc>
-        <w:tc>
-          <w:tcPr>
-            <w:tcW w:type="dxa" w:w="1728"/>
-          </w:tcPr>
-          <w:p>
-            <w:r>
-              <w:rPr>
-                <w:b w:val="0"/>
-              </w:rPr>
-              <w:t>식당</w:t>
-            </w:r>
-          </w:p>
-        </w:tc>
-        <w:tc>
-          <w:tcPr>
-            <w:tcW w:type="dxa" w:w="1728"/>
-          </w:tcPr>
-          <w:p>
-            <w:r>
-              <w:rPr>
-                <w:b w:val="0"/>
-              </w:rPr>
-              <w:t>담당 부장</w:t>
-            </w:r>
-          </w:p>
-        </w:tc>
-        <w:tc>
-          <w:tcPr>
-            <w:tcW w:type="dxa" w:w="1728"/>
-          </w:tcPr>
-          <w:p>
-            <w:r>
-              <w:rPr>
-                <w:b w:val="0"/>
-              </w:rPr>
-              <w:t>간식(확인 필요)</w:t>
-            </w:r>
-          </w:p>
-        </w:tc>
-      </w:tr>
-      <w:tr>
-        <w:tc>
-          <w:tcPr>
-            <w:tcW w:type="dxa" w:w="1728"/>
-          </w:tcPr>
-          <w:p>
-            <w:r>
-              <w:rPr>
-                <w:b w:val="0"/>
-              </w:rPr>
-              <w:t>23:00~</w:t>
-            </w:r>
-          </w:p>
-        </w:tc>
-        <w:tc>
-          <w:tcPr>
-            <w:tcW w:type="dxa" w:w="1728"/>
-          </w:tcPr>
-          <w:p>
-            <w:r>
-              <w:rPr>
-                <w:b w:val="0"/>
-              </w:rPr>
-              <w:t>취침 및 정리</w:t>
-            </w:r>
-          </w:p>
-        </w:tc>
-        <w:tc>
-          <w:tcPr>
-            <w:tcW w:type="dxa" w:w="1728"/>
-          </w:tcPr>
-          <w:p>
-            <w:r>
-              <w:rPr>
-                <w:b w:val="0"/>
-              </w:rPr>
-              <w:t>숙소</w:t>
-            </w:r>
-          </w:p>
-        </w:tc>
-        <w:tc>
-          <w:tcPr>
-            <w:tcW w:type="dxa" w:w="1728"/>
-          </w:tcPr>
-          <w:p>
-            <w:r>
-              <w:rPr>
-                <w:b w:val="0"/>
-              </w:rPr>
-              <w:t>전체(인솔자)</w:t>
-            </w:r>
-          </w:p>
-        </w:tc>
-        <w:tc>
-          <w:tcPr>
-            <w:tcW w:type="dxa" w:w="1728"/>
-          </w:tcPr>
-          <w:p>
-            <w:r>
-              <w:rPr>
-                <w:b w:val="0"/>
-              </w:rPr>
-              <w:t>상비약</w:t>
-            </w:r>
-          </w:p>
-        </w:tc>
-      </w:tr>
-    </w:tbl>
-    <w:p/>
-    <w:p>
-      <w:pPr>
-        <w:pStyle w:val="Heading2"/>
-      </w:pPr>
-      <w:r>
-        <w:rPr>
-          <w:b w:val="0"/>
-        </w:rPr>
-        <w:t>3. 2일차 일정: 은혜와 교제 (________월 ________일)</w:t>
-      </w:r>
-    </w:p>
-    <w:tbl>
-      <w:tblPr>
-        <w:tblStyle w:val="TableGrid"/>
-        <w:tblW w:type="auto" w:w="0"/>
-        <w:tblLook w:firstColumn="1" w:firstRow="1" w:lastColumn="0" w:lastRow="0" w:noHBand="0" w:noVBand="1" w:val="04A0"/>
-      </w:tblPr>
-      <w:tblGrid>
-        <w:gridCol w:w="1728"/>
-        <w:gridCol w:w="1728"/>
-        <w:gridCol w:w="1728"/>
-        <w:gridCol w:w="1728"/>
-        <w:gridCol w:w="1728"/>
-      </w:tblGrid>
-      <w:tr>
-        <w:tc>
-          <w:tcPr>
-            <w:tcW w:type="dxa" w:w="1728"/>
-          </w:tcPr>
-          <w:p>
-            <w:r>
-              <w:rPr>
-                <w:b/>
-              </w:rPr>
-              <w:t>시간</w:t>
-            </w:r>
-          </w:p>
-        </w:tc>
-        <w:tc>
-          <w:tcPr>
-            <w:tcW w:type="dxa" w:w="1728"/>
-          </w:tcPr>
-          <w:p>
-            <w:r>
-              <w:rPr>
-                <w:b/>
-              </w:rPr>
-              <w:t>프로그램</w:t>
-            </w:r>
-          </w:p>
-        </w:tc>
-        <w:tc>
-          <w:tcPr>
-            <w:tcW w:type="dxa" w:w="1728"/>
-          </w:tcPr>
-          <w:p>
-            <w:r>
-              <w:rPr>
-                <w:b/>
-              </w:rPr>
-              <w:t>장소·이동</w:t>
-            </w:r>
-          </w:p>
-        </w:tc>
-        <w:tc>
-          <w:tcPr>
-            <w:tcW w:type="dxa" w:w="1728"/>
-          </w:tcPr>
-          <w:p>
-            <w:r>
-              <w:rPr>
-                <w:b/>
-              </w:rPr>
-              <w:t>담당(리더·교사·부장)</w:t>
-            </w:r>
-          </w:p>
-        </w:tc>
-        <w:tc>
-          <w:tcPr>
-            <w:tcW w:type="dxa" w:w="1728"/>
-          </w:tcPr>
-          <w:p>
-            <w:r>
-              <w:rPr>
-                <w:b/>
-              </w:rPr>
-              <w:t>준비물·비고</w:t>
-            </w:r>
-          </w:p>
-        </w:tc>
-      </w:tr>
-      <w:tr>
-        <w:tc>
-          <w:tcPr>
-            <w:tcW w:type="dxa" w:w="1728"/>
-          </w:tcPr>
-          <w:p>
-            <w:r>
-              <w:rPr>
-                <w:b w:val="0"/>
-              </w:rPr>
-              <w:t>07:30-08:30</w:t>
-            </w:r>
-          </w:p>
-        </w:tc>
-        <w:tc>
-          <w:tcPr>
-            <w:tcW w:type="dxa" w:w="1728"/>
-          </w:tcPr>
-          <w:p>
-            <w:r>
-              <w:rPr>
-                <w:b w:val="0"/>
-              </w:rPr>
-              <w:t>기상 및 개인 정비</w:t>
-            </w:r>
-          </w:p>
-        </w:tc>
-        <w:tc>
-          <w:tcPr>
-            <w:tcW w:type="dxa" w:w="1728"/>
-          </w:tcPr>
-          <w:p>
-            <w:r>
-              <w:rPr>
-                <w:b w:val="0"/>
-              </w:rPr>
-              <w:t>숙소</w:t>
-            </w:r>
-          </w:p>
-        </w:tc>
-        <w:tc>
-          <w:tcPr>
-            <w:tcW w:type="dxa" w:w="1728"/>
-          </w:tcPr>
-          <w:p>
-            <w:r>
-              <w:rPr>
-                <w:b w:val="0"/>
-              </w:rPr>
-              <w:t>전체</w:t>
+              <w:t>인도자</w:t>
             </w:r>
           </w:p>
         </w:tc>
@@ -1058,7 +633,180 @@
               <w:rPr>
                 <w:b w:val="0"/>
               </w:rPr>
-              <w:t>08:30-09:30</w:t>
+              <w:t>21:30~</w:t>
+            </w:r>
+          </w:p>
+        </w:tc>
+        <w:tc>
+          <w:tcPr>
+            <w:tcW w:type="dxa" w:w="1728"/>
+          </w:tcPr>
+          <w:p>
+            <w:r>
+              <w:rPr>
+                <w:b w:val="0"/>
+              </w:rPr>
+              <w:t>취침 및 점호</w:t>
+            </w:r>
+          </w:p>
+        </w:tc>
+        <w:tc>
+          <w:tcPr>
+            <w:tcW w:type="dxa" w:w="1728"/>
+          </w:tcPr>
+          <w:p>
+            <w:r>
+              <w:rPr>
+                <w:b w:val="0"/>
+              </w:rPr>
+              <w:t>숙소</w:t>
+            </w:r>
+          </w:p>
+        </w:tc>
+        <w:tc>
+          <w:tcPr>
+            <w:tcW w:type="dxa" w:w="1728"/>
+          </w:tcPr>
+          <w:p>
+            <w:r>
+              <w:rPr>
+                <w:b w:val="0"/>
+              </w:rPr>
+              <w:t>교사</w:t>
+            </w:r>
+          </w:p>
+        </w:tc>
+        <w:tc>
+          <w:tcPr>
+            <w:tcW w:type="dxa" w:w="1728"/>
+          </w:tcPr>
+          <w:p>
+            <w:r>
+              <w:rPr>
+                <w:b w:val="0"/>
+              </w:rPr>
+              <w:t>상비약</w:t>
+            </w:r>
+          </w:p>
+        </w:tc>
+      </w:tr>
+      <w:tr>
+        <w:tc>
+          <w:tcPr>
+            <w:tcW w:type="dxa" w:w="1728"/>
+          </w:tcPr>
+          <w:p>
+            <w:r>
+              <w:rPr>
+                <w:b/>
+              </w:rPr>
+              <w:t>2일차</w:t>
+            </w:r>
+          </w:p>
+        </w:tc>
+        <w:tc>
+          <w:tcPr>
+            <w:tcW w:type="dxa" w:w="1728"/>
+          </w:tcPr>
+          <w:p/>
+        </w:tc>
+        <w:tc>
+          <w:tcPr>
+            <w:tcW w:type="dxa" w:w="1728"/>
+          </w:tcPr>
+          <w:p/>
+        </w:tc>
+        <w:tc>
+          <w:tcPr>
+            <w:tcW w:type="dxa" w:w="1728"/>
+          </w:tcPr>
+          <w:p/>
+        </w:tc>
+        <w:tc>
+          <w:tcPr>
+            <w:tcW w:type="dxa" w:w="1728"/>
+          </w:tcPr>
+          <w:p/>
+        </w:tc>
+      </w:tr>
+      <w:tr>
+        <w:tc>
+          <w:tcPr>
+            <w:tcW w:type="dxa" w:w="1728"/>
+          </w:tcPr>
+          <w:p>
+            <w:r>
+              <w:rPr>
+                <w:b w:val="0"/>
+              </w:rPr>
+              <w:t>07:00~08:00</w:t>
+            </w:r>
+          </w:p>
+        </w:tc>
+        <w:tc>
+          <w:tcPr>
+            <w:tcW w:type="dxa" w:w="1728"/>
+          </w:tcPr>
+          <w:p>
+            <w:r>
+              <w:rPr>
+                <w:b w:val="0"/>
+              </w:rPr>
+              <w:t>기상 및 아침 산책</w:t>
+            </w:r>
+          </w:p>
+        </w:tc>
+        <w:tc>
+          <w:tcPr>
+            <w:tcW w:type="dxa" w:w="1728"/>
+          </w:tcPr>
+          <w:p>
+            <w:r>
+              <w:rPr>
+                <w:b w:val="0"/>
+              </w:rPr>
+              <w:t>야외</w:t>
+            </w:r>
+          </w:p>
+        </w:tc>
+        <w:tc>
+          <w:tcPr>
+            <w:tcW w:type="dxa" w:w="1728"/>
+          </w:tcPr>
+          <w:p>
+            <w:r>
+              <w:rPr>
+                <w:b w:val="0"/>
+              </w:rPr>
+              <w:t>담당자</w:t>
+            </w:r>
+          </w:p>
+        </w:tc>
+        <w:tc>
+          <w:tcPr>
+            <w:tcW w:type="dxa" w:w="1728"/>
+          </w:tcPr>
+          <w:p>
+            <w:r>
+              <w:rPr>
+                <w:b w:val="0"/>
+              </w:rPr>
+              <w:t>-</w:t>
+            </w:r>
+          </w:p>
+        </w:tc>
+      </w:tr>
+      <w:tr>
+        <w:tc>
+          <w:tcPr>
+            <w:tcW w:type="dxa" w:w="1728"/>
+          </w:tcPr>
+          <w:p>
+            <w:r>
+              <w:rPr>
+                <w:b w:val="0"/>
+              </w:rPr>
+              <w:t>08:00~09:00</w:t>
             </w:r>
           </w:p>
         </w:tc>
@@ -1097,7 +845,7 @@
               <w:rPr>
                 <w:b w:val="0"/>
               </w:rPr>
-              <w:t>담당 부장</w:t>
+              <w:t>담당자</w:t>
             </w:r>
           </w:p>
         </w:tc>
@@ -1125,7 +873,7 @@
               <w:rPr>
                 <w:b w:val="0"/>
               </w:rPr>
-              <w:t>09:30-10:30</w:t>
+              <w:t>09:30~11:30</w:t>
             </w:r>
           </w:p>
         </w:tc>
@@ -1138,74 +886,7 @@
               <w:rPr>
                 <w:b w:val="0"/>
               </w:rPr>
-              <w:t>오전 경건회</w:t>
-            </w:r>
-          </w:p>
-        </w:tc>
-        <w:tc>
-          <w:tcPr>
-            <w:tcW w:type="dxa" w:w="1728"/>
-          </w:tcPr>
-          <w:p>
-            <w:r>
-              <w:rPr>
-                <w:b w:val="0"/>
-              </w:rPr>
-              <w:t>소예배실</w:t>
-            </w:r>
-          </w:p>
-        </w:tc>
-        <w:tc>
-          <w:tcPr>
-            <w:tcW w:type="dxa" w:w="1728"/>
-          </w:tcPr>
-          <w:p>
-            <w:r>
-              <w:rPr>
-                <w:b w:val="0"/>
-              </w:rPr>
-              <w:t>담당 리더</w:t>
-            </w:r>
-          </w:p>
-        </w:tc>
-        <w:tc>
-          <w:tcPr>
-            <w:tcW w:type="dxa" w:w="1728"/>
-          </w:tcPr>
-          <w:p>
-            <w:r>
-              <w:rPr>
-                <w:b w:val="0"/>
-              </w:rPr>
-              <w:t>찬양 곡 리스트</w:t>
-            </w:r>
-          </w:p>
-        </w:tc>
-      </w:tr>
-      <w:tr>
-        <w:tc>
-          <w:tcPr>
-            <w:tcW w:type="dxa" w:w="1728"/>
-          </w:tcPr>
-          <w:p>
-            <w:r>
-              <w:rPr>
-                <w:b w:val="0"/>
-              </w:rPr>
-              <w:t>10:30-12:30</w:t>
-            </w:r>
-          </w:p>
-        </w:tc>
-        <w:tc>
-          <w:tcPr>
-            <w:tcW w:type="dxa" w:w="1728"/>
-          </w:tcPr>
-          <w:p>
-            <w:r>
-              <w:rPr>
-                <w:b w:val="0"/>
-              </w:rPr>
-              <w:t>성경 공부 및 조별 미션</w:t>
+              <w:t>성경 공부/특강</w:t>
             </w:r>
           </w:p>
         </w:tc>
@@ -1231,7 +912,7 @@
               <w:rPr>
                 <w:b w:val="0"/>
               </w:rPr>
-              <w:t>교사</w:t>
+              <w:t>강사</w:t>
             </w:r>
           </w:p>
         </w:tc>
@@ -1244,7 +925,7 @@
               <w:rPr>
                 <w:b w:val="0"/>
               </w:rPr>
-              <w:t>교재, 필기도구</w:t>
+              <w:t>교재, 빔프로젝터</w:t>
             </w:r>
           </w:p>
         </w:tc>
@@ -1259,7 +940,7 @@
               <w:rPr>
                 <w:b w:val="0"/>
               </w:rPr>
-              <w:t>12:30-13:30</w:t>
+              <w:t>11:30~13:00</w:t>
             </w:r>
           </w:p>
         </w:tc>
@@ -1286,140 +967,6 @@
                 <w:b w:val="0"/>
               </w:rPr>
               <w:t>식당</w:t>
-            </w:r>
-          </w:p>
-        </w:tc>
-        <w:tc>
-          <w:tcPr>
-            <w:tcW w:type="dxa" w:w="1728"/>
-          </w:tcPr>
-          <w:p>
-            <w:r>
-              <w:rPr>
-                <w:b w:val="0"/>
-              </w:rPr>
-              <w:t>담당 부장</w:t>
-            </w:r>
-          </w:p>
-        </w:tc>
-        <w:tc>
-          <w:tcPr>
-            <w:tcW w:type="dxa" w:w="1728"/>
-          </w:tcPr>
-          <w:p>
-            <w:r>
-              <w:rPr>
-                <w:b w:val="0"/>
-              </w:rPr>
-              <w:t>-</w:t>
-            </w:r>
-          </w:p>
-        </w:tc>
-      </w:tr>
-      <w:tr>
-        <w:tc>
-          <w:tcPr>
-            <w:tcW w:type="dxa" w:w="1728"/>
-          </w:tcPr>
-          <w:p>
-            <w:r>
-              <w:rPr>
-                <w:b w:val="0"/>
-              </w:rPr>
-              <w:t>13:30-17:30</w:t>
-            </w:r>
-          </w:p>
-        </w:tc>
-        <w:tc>
-          <w:tcPr>
-            <w:tcW w:type="dxa" w:w="1728"/>
-          </w:tcPr>
-          <w:p>
-            <w:r>
-              <w:rPr>
-                <w:b w:val="0"/>
-              </w:rPr>
-              <w:t>오후 활동 (물놀이/탐방)</w:t>
-            </w:r>
-          </w:p>
-        </w:tc>
-        <w:tc>
-          <w:tcPr>
-            <w:tcW w:type="dxa" w:w="1728"/>
-          </w:tcPr>
-          <w:p>
-            <w:r>
-              <w:rPr>
-                <w:b w:val="0"/>
-              </w:rPr>
-              <w:t>외부 장소</w:t>
-            </w:r>
-          </w:p>
-        </w:tc>
-        <w:tc>
-          <w:tcPr>
-            <w:tcW w:type="dxa" w:w="1728"/>
-          </w:tcPr>
-          <w:p>
-            <w:r>
-              <w:rPr>
-                <w:b w:val="0"/>
-              </w:rPr>
-              <w:t>담당 교사</w:t>
-            </w:r>
-          </w:p>
-        </w:tc>
-        <w:tc>
-          <w:tcPr>
-            <w:tcW w:type="dxa" w:w="1728"/>
-          </w:tcPr>
-          <w:p>
-            <w:r>
-              <w:rPr>
-                <w:b w:val="0"/>
-              </w:rPr>
-              <w:t>수건, 여벌옷, 구급함</w:t>
-            </w:r>
-          </w:p>
-        </w:tc>
-      </w:tr>
-      <w:tr>
-        <w:tc>
-          <w:tcPr>
-            <w:tcW w:type="dxa" w:w="1728"/>
-          </w:tcPr>
-          <w:p>
-            <w:r>
-              <w:rPr>
-                <w:b w:val="0"/>
-              </w:rPr>
-              <w:t>17:30-18:30</w:t>
-            </w:r>
-          </w:p>
-        </w:tc>
-        <w:tc>
-          <w:tcPr>
-            <w:tcW w:type="dxa" w:w="1728"/>
-          </w:tcPr>
-          <w:p>
-            <w:r>
-              <w:rPr>
-                <w:b w:val="0"/>
-              </w:rPr>
-              <w:t>자유 시간 및 샤워</w:t>
-            </w:r>
-          </w:p>
-        </w:tc>
-        <w:tc>
-          <w:tcPr>
-            <w:tcW w:type="dxa" w:w="1728"/>
-          </w:tcPr>
-          <w:p>
-            <w:r>
-              <w:rPr>
-                <w:b w:val="0"/>
-              </w:rPr>
-              <w:t>숙소</w:t>
             </w:r>
           </w:p>
         </w:tc>
@@ -1460,7 +1007,141 @@
               <w:rPr>
                 <w:b w:val="0"/>
               </w:rPr>
-              <w:t>18:30-19:30</w:t>
+              <w:t>13:00~15:00</w:t>
+            </w:r>
+          </w:p>
+        </w:tc>
+        <w:tc>
+          <w:tcPr>
+            <w:tcW w:type="dxa" w:w="1728"/>
+          </w:tcPr>
+          <w:p>
+            <w:r>
+              <w:rPr>
+                <w:b w:val="0"/>
+              </w:rPr>
+              <w:t>레크리에이션</w:t>
+            </w:r>
+          </w:p>
+        </w:tc>
+        <w:tc>
+          <w:tcPr>
+            <w:tcW w:type="dxa" w:w="1728"/>
+          </w:tcPr>
+          <w:p>
+            <w:r>
+              <w:rPr>
+                <w:b w:val="0"/>
+              </w:rPr>
+              <w:t>체육관</w:t>
+            </w:r>
+          </w:p>
+        </w:tc>
+        <w:tc>
+          <w:tcPr>
+            <w:tcW w:type="dxa" w:w="1728"/>
+          </w:tcPr>
+          <w:p>
+            <w:r>
+              <w:rPr>
+                <w:b w:val="0"/>
+              </w:rPr>
+              <w:t>진행자</w:t>
+            </w:r>
+          </w:p>
+        </w:tc>
+        <w:tc>
+          <w:tcPr>
+            <w:tcW w:type="dxa" w:w="1728"/>
+          </w:tcPr>
+          <w:p>
+            <w:r>
+              <w:rPr>
+                <w:b w:val="0"/>
+              </w:rPr>
+              <w:t>게임 도구</w:t>
+            </w:r>
+          </w:p>
+        </w:tc>
+      </w:tr>
+      <w:tr>
+        <w:tc>
+          <w:tcPr>
+            <w:tcW w:type="dxa" w:w="1728"/>
+          </w:tcPr>
+          <w:p>
+            <w:r>
+              <w:rPr>
+                <w:b w:val="0"/>
+              </w:rPr>
+              <w:t>15:00~17:00</w:t>
+            </w:r>
+          </w:p>
+        </w:tc>
+        <w:tc>
+          <w:tcPr>
+            <w:tcW w:type="dxa" w:w="1728"/>
+          </w:tcPr>
+          <w:p>
+            <w:r>
+              <w:rPr>
+                <w:b w:val="0"/>
+              </w:rPr>
+              <w:t>자유 시간</w:t>
+            </w:r>
+          </w:p>
+        </w:tc>
+        <w:tc>
+          <w:tcPr>
+            <w:tcW w:type="dxa" w:w="1728"/>
+          </w:tcPr>
+          <w:p>
+            <w:r>
+              <w:rPr>
+                <w:b w:val="0"/>
+              </w:rPr>
+              <w:t>숙소</w:t>
+            </w:r>
+          </w:p>
+        </w:tc>
+        <w:tc>
+          <w:tcPr>
+            <w:tcW w:type="dxa" w:w="1728"/>
+          </w:tcPr>
+          <w:p>
+            <w:r>
+              <w:rPr>
+                <w:b w:val="0"/>
+              </w:rPr>
+              <w:t>안전요원</w:t>
+            </w:r>
+          </w:p>
+        </w:tc>
+        <w:tc>
+          <w:tcPr>
+            <w:tcW w:type="dxa" w:w="1728"/>
+          </w:tcPr>
+          <w:p>
+            <w:r>
+              <w:rPr>
+                <w:b w:val="0"/>
+              </w:rPr>
+              <w:t>간식</w:t>
+            </w:r>
+          </w:p>
+        </w:tc>
+      </w:tr>
+      <w:tr>
+        <w:tc>
+          <w:tcPr>
+            <w:tcW w:type="dxa" w:w="1728"/>
+          </w:tcPr>
+          <w:p>
+            <w:r>
+              <w:rPr>
+                <w:b w:val="0"/>
+              </w:rPr>
+              <w:t>17:00~18:30</w:t>
             </w:r>
           </w:p>
         </w:tc>
@@ -1499,7 +1180,7 @@
               <w:rPr>
                 <w:b w:val="0"/>
               </w:rPr>
-              <w:t>담당 부장</w:t>
+              <w:t>-</w:t>
             </w:r>
           </w:p>
         </w:tc>
@@ -1527,7 +1208,7 @@
               <w:rPr>
                 <w:b w:val="0"/>
               </w:rPr>
-              <w:t>19:30-21:30</w:t>
+              <w:t>18:30~20:30</w:t>
             </w:r>
           </w:p>
         </w:tc>
@@ -1540,7 +1221,7 @@
               <w:rPr>
                 <w:b w:val="0"/>
               </w:rPr>
-              <w:t>저녁 기도회 및 찬양</w:t>
+              <w:t>저녁 집회</w:t>
             </w:r>
           </w:p>
         </w:tc>
@@ -1553,7 +1234,7 @@
               <w:rPr>
                 <w:b w:val="0"/>
               </w:rPr>
-              <w:t>대예배실</w:t>
+              <w:t>예배당</w:t>
             </w:r>
           </w:p>
         </w:tc>
@@ -1566,7 +1247,7 @@
               <w:rPr>
                 <w:b w:val="0"/>
               </w:rPr>
-              <w:t>찬양 담당 리더</w:t>
+              <w:t>(설교자)</w:t>
             </w:r>
           </w:p>
         </w:tc>
@@ -1579,7 +1260,7 @@
               <w:rPr>
                 <w:b w:val="0"/>
               </w:rPr>
-              <w:t>콘티, 악기</w:t>
+              <w:t>-</w:t>
             </w:r>
           </w:p>
         </w:tc>
@@ -1594,7 +1275,7 @@
               <w:rPr>
                 <w:b w:val="0"/>
               </w:rPr>
-              <w:t>21:30-22:30</w:t>
+              <w:t>20:30~21:30</w:t>
             </w:r>
           </w:p>
         </w:tc>
@@ -1607,7 +1288,7 @@
               <w:rPr>
                 <w:b w:val="0"/>
               </w:rPr>
-              <w:t>조별 간식 나눔</w:t>
+              <w:t>조별 모임 2</w:t>
             </w:r>
           </w:p>
         </w:tc>
@@ -1620,7 +1301,7 @@
               <w:rPr>
                 <w:b w:val="0"/>
               </w:rPr>
-              <w:t>숙소</w:t>
+              <w:t>강의실</w:t>
             </w:r>
           </w:p>
         </w:tc>
@@ -1633,7 +1314,7 @@
               <w:rPr>
                 <w:b w:val="0"/>
               </w:rPr>
-              <w:t>조장(리더)</w:t>
+              <w:t>조장</w:t>
             </w:r>
           </w:p>
         </w:tc>
@@ -1646,7 +1327,7 @@
               <w:rPr>
                 <w:b w:val="0"/>
               </w:rPr>
-              <w:t>간식</w:t>
+              <w:t>다과</w:t>
             </w:r>
           </w:p>
         </w:tc>
@@ -1661,7 +1342,7 @@
               <w:rPr>
                 <w:b w:val="0"/>
               </w:rPr>
-              <w:t>22:30~</w:t>
+              <w:t>21:30~</w:t>
             </w:r>
           </w:p>
         </w:tc>
@@ -1700,7 +1381,7 @@
               <w:rPr>
                 <w:b w:val="0"/>
               </w:rPr>
-              <w:t>전체(인솔자)</w:t>
+              <w:t>교사</w:t>
             </w:r>
           </w:p>
         </w:tc>
@@ -1718,32 +1399,6 @@
           </w:p>
         </w:tc>
       </w:tr>
-    </w:tbl>
-    <w:p/>
-    <w:p>
-      <w:pPr>
-        <w:pStyle w:val="Heading2"/>
-      </w:pPr>
-      <w:r>
-        <w:rPr>
-          <w:b w:val="0"/>
-        </w:rPr>
-        <w:t>4. 3일차 일정: 파송과 결단 (________월 ________일)</w:t>
-      </w:r>
-    </w:p>
-    <w:tbl>
-      <w:tblPr>
-        <w:tblStyle w:val="TableGrid"/>
-        <w:tblW w:type="auto" w:w="0"/>
-        <w:tblLook w:firstColumn="1" w:firstRow="1" w:lastColumn="0" w:lastRow="0" w:noHBand="0" w:noVBand="1" w:val="04A0"/>
-      </w:tblPr>
-      <w:tblGrid>
-        <w:gridCol w:w="1728"/>
-        <w:gridCol w:w="1728"/>
-        <w:gridCol w:w="1728"/>
-        <w:gridCol w:w="1728"/>
-        <w:gridCol w:w="1728"/>
-      </w:tblGrid>
       <w:tr>
         <w:tc>
           <w:tcPr>
@@ -1754,7 +1409,7 @@
               <w:rPr>
                 <w:b/>
               </w:rPr>
-              <w:t>시간</w:t>
+              <w:t>3일차</w:t>
             </w:r>
           </w:p>
         </w:tc>
@@ -1762,53 +1417,25 @@
           <w:tcPr>
             <w:tcW w:type="dxa" w:w="1728"/>
           </w:tcPr>
-          <w:p>
-            <w:r>
-              <w:rPr>
-                <w:b/>
-              </w:rPr>
-              <w:t>프로그램</w:t>
-            </w:r>
-          </w:p>
+          <w:p/>
         </w:tc>
         <w:tc>
           <w:tcPr>
             <w:tcW w:type="dxa" w:w="1728"/>
           </w:tcPr>
-          <w:p>
-            <w:r>
-              <w:rPr>
-                <w:b/>
-              </w:rPr>
-              <w:t>장소·이동</w:t>
-            </w:r>
-          </w:p>
+          <w:p/>
         </w:tc>
         <w:tc>
           <w:tcPr>
             <w:tcW w:type="dxa" w:w="1728"/>
           </w:tcPr>
-          <w:p>
-            <w:r>
-              <w:rPr>
-                <w:b/>
-              </w:rPr>
-              <w:t>담당(리더·교사·부장)</w:t>
-            </w:r>
-          </w:p>
+          <w:p/>
         </w:tc>
         <w:tc>
           <w:tcPr>
             <w:tcW w:type="dxa" w:w="1728"/>
           </w:tcPr>
-          <w:p>
-            <w:r>
-              <w:rPr>
-                <w:b/>
-              </w:rPr>
-              <w:t>준비물·비고</w:t>
-            </w:r>
-          </w:p>
+          <w:p/>
         </w:tc>
       </w:tr>
       <w:tr>
@@ -1821,7 +1448,7 @@
               <w:rPr>
                 <w:b w:val="0"/>
               </w:rPr>
-              <w:t>08:00-09:00</w:t>
+              <w:t>07:00~08:30</w:t>
             </w:r>
           </w:p>
         </w:tc>
@@ -1834,7 +1461,7 @@
               <w:rPr>
                 <w:b w:val="0"/>
               </w:rPr>
-              <w:t>기상 및 짐 정리</w:t>
+              <w:t>기상 및 숙소 정리</w:t>
             </w:r>
           </w:p>
         </w:tc>
@@ -1860,7 +1487,7 @@
               <w:rPr>
                 <w:b w:val="0"/>
               </w:rPr>
-              <w:t>전체</w:t>
+              <w:t>담당자</w:t>
             </w:r>
           </w:p>
         </w:tc>
@@ -1873,7 +1500,7 @@
               <w:rPr>
                 <w:b w:val="0"/>
               </w:rPr>
-              <w:t>-</w:t>
+              <w:t>청소도구</w:t>
             </w:r>
           </w:p>
         </w:tc>
@@ -1888,7 +1515,7 @@
               <w:rPr>
                 <w:b w:val="0"/>
               </w:rPr>
-              <w:t>09:00-10:00</w:t>
+              <w:t>08:30~09:30</w:t>
             </w:r>
           </w:p>
         </w:tc>
@@ -1927,7 +1554,7 @@
               <w:rPr>
                 <w:b w:val="0"/>
               </w:rPr>
-              <w:t>담당 부장</w:t>
+              <w:t>-</w:t>
             </w:r>
           </w:p>
         </w:tc>
@@ -1955,7 +1582,7 @@
               <w:rPr>
                 <w:b w:val="0"/>
               </w:rPr>
-              <w:t>10:00-11:30</w:t>
+              <w:t>09:30~11:00</w:t>
             </w:r>
           </w:p>
         </w:tc>
@@ -1968,7 +1595,7 @@
               <w:rPr>
                 <w:b w:val="0"/>
               </w:rPr>
-              <w:t>파송 예배 및 수료식</w:t>
+              <w:t>폐회 예배</w:t>
             </w:r>
           </w:p>
         </w:tc>
@@ -1981,7 +1608,7 @@
               <w:rPr>
                 <w:b w:val="0"/>
               </w:rPr>
-              <w:t>대예배실</w:t>
+              <w:t>예배당</w:t>
             </w:r>
           </w:p>
         </w:tc>
@@ -1994,7 +1621,7 @@
               <w:rPr>
                 <w:b w:val="0"/>
               </w:rPr>
-              <w:t>담당 리더</w:t>
+              <w:t>(설교자)</w:t>
             </w:r>
           </w:p>
         </w:tc>
@@ -2007,7 +1634,7 @@
               <w:rPr>
                 <w:b w:val="0"/>
               </w:rPr>
-              <w:t>설교: ________, 수료증</w:t>
+              <w:t>수료증</w:t>
             </w:r>
           </w:p>
         </w:tc>
@@ -2022,7 +1649,7 @@
               <w:rPr>
                 <w:b w:val="0"/>
               </w:rPr>
-              <w:t>11:30-12:30</w:t>
+              <w:t>11:00~12:00</w:t>
             </w:r>
           </w:p>
         </w:tc>
@@ -2035,7 +1662,7 @@
               <w:rPr>
                 <w:b w:val="0"/>
               </w:rPr>
-              <w:t>숙소 정리 및 청소</w:t>
+              <w:t>귀가 및 점심</w:t>
             </w:r>
           </w:p>
         </w:tc>
@@ -2048,7 +1675,7 @@
               <w:rPr>
                 <w:b w:val="0"/>
               </w:rPr>
-              <w:t>숙소 전체</w:t>
+              <w:t>교회행</w:t>
             </w:r>
           </w:p>
         </w:tc>
@@ -2062,140 +1689,6 @@
                 <w:b w:val="0"/>
               </w:rPr>
               <w:t>전체</w:t>
-            </w:r>
-          </w:p>
-        </w:tc>
-        <w:tc>
-          <w:tcPr>
-            <w:tcW w:type="dxa" w:w="1728"/>
-          </w:tcPr>
-          <w:p>
-            <w:r>
-              <w:rPr>
-                <w:b w:val="0"/>
-              </w:rPr>
-              <w:t>쓰레기봉투</w:t>
-            </w:r>
-          </w:p>
-        </w:tc>
-      </w:tr>
-      <w:tr>
-        <w:tc>
-          <w:tcPr>
-            <w:tcW w:type="dxa" w:w="1728"/>
-          </w:tcPr>
-          <w:p>
-            <w:r>
-              <w:rPr>
-                <w:b w:val="0"/>
-              </w:rPr>
-              <w:t>12:30-13:30</w:t>
-            </w:r>
-          </w:p>
-        </w:tc>
-        <w:tc>
-          <w:tcPr>
-            <w:tcW w:type="dxa" w:w="1728"/>
-          </w:tcPr>
-          <w:p>
-            <w:r>
-              <w:rPr>
-                <w:b w:val="0"/>
-              </w:rPr>
-              <w:t>점심 식사</w:t>
-            </w:r>
-          </w:p>
-        </w:tc>
-        <w:tc>
-          <w:tcPr>
-            <w:tcW w:type="dxa" w:w="1728"/>
-          </w:tcPr>
-          <w:p>
-            <w:r>
-              <w:rPr>
-                <w:b w:val="0"/>
-              </w:rPr>
-              <w:t>외부 식당</w:t>
-            </w:r>
-          </w:p>
-        </w:tc>
-        <w:tc>
-          <w:tcPr>
-            <w:tcW w:type="dxa" w:w="1728"/>
-          </w:tcPr>
-          <w:p>
-            <w:r>
-              <w:rPr>
-                <w:b w:val="0"/>
-              </w:rPr>
-              <w:t>담당 부장</w:t>
-            </w:r>
-          </w:p>
-        </w:tc>
-        <w:tc>
-          <w:tcPr>
-            <w:tcW w:type="dxa" w:w="1728"/>
-          </w:tcPr>
-          <w:p>
-            <w:r>
-              <w:rPr>
-                <w:b w:val="0"/>
-              </w:rPr>
-              <w:t>-</w:t>
-            </w:r>
-          </w:p>
-        </w:tc>
-      </w:tr>
-      <w:tr>
-        <w:tc>
-          <w:tcPr>
-            <w:tcW w:type="dxa" w:w="1728"/>
-          </w:tcPr>
-          <w:p>
-            <w:r>
-              <w:rPr>
-                <w:b w:val="0"/>
-              </w:rPr>
-              <w:t>13:30~</w:t>
-            </w:r>
-          </w:p>
-        </w:tc>
-        <w:tc>
-          <w:tcPr>
-            <w:tcW w:type="dxa" w:w="1728"/>
-          </w:tcPr>
-          <w:p>
-            <w:r>
-              <w:rPr>
-                <w:b w:val="0"/>
-              </w:rPr>
-              <w:t>교회 귀가</w:t>
-            </w:r>
-          </w:p>
-        </w:tc>
-        <w:tc>
-          <w:tcPr>
-            <w:tcW w:type="dxa" w:w="1728"/>
-          </w:tcPr>
-          <w:p>
-            <w:r>
-              <w:rPr>
-                <w:b w:val="0"/>
-              </w:rPr>
-              <w:t>숙소→교회</w:t>
-            </w:r>
-          </w:p>
-        </w:tc>
-        <w:tc>
-          <w:tcPr>
-            <w:tcW w:type="dxa" w:w="1728"/>
-          </w:tcPr>
-          <w:p>
-            <w:r>
-              <w:rPr>
-                <w:b w:val="0"/>
-              </w:rPr>
-              <w:t>인솔 교사</w:t>
             </w:r>
           </w:p>
         </w:tc>
@@ -2223,18 +1716,7 @@
         <w:rPr>
           <w:b w:val="0"/>
         </w:rPr>
-        <w:t>5. 필수 준비 체크리스트</w:t>
-      </w:r>
-    </w:p>
-    <w:p>
-      <w:pPr>
-        <w:pStyle w:val="Heading3"/>
-      </w:pPr>
-      <w:r>
-        <w:rPr>
-          <w:b w:val="0"/>
-        </w:rPr>
-        <w:t>1) 행정 및 재정</w:t>
+        <w:t>비고</w:t>
       </w:r>
     </w:p>
     <w:p>
@@ -2245,7 +1727,7 @@
         <w:rPr>
           <w:b w:val="0"/>
         </w:rPr>
-        <w:t>[ ] 수련회 장소 대관 계약 완료 (확인 필요)</w:t>
+        <w:t>위 일정은 현장 상황(날씨 등)에 따라 변경될 수 있음 (확인 필요).</w:t>
       </w:r>
     </w:p>
     <w:p>
@@ -2256,7 +1738,7 @@
         <w:rPr>
           <w:b w:val="0"/>
         </w:rPr>
-        <w:t>[ ] 식사 메뉴 선정 및 인원수 예약</w:t>
+        <w:t>안전사고 예방을 위해 모든 학생은 이동 시 교사와 동행함.</w:t>
       </w:r>
     </w:p>
     <w:p>
@@ -2267,271 +1749,7 @@
         <w:rPr>
           <w:b w:val="0"/>
         </w:rPr>
-        <w:t>[ ] 여행자 보험 가입 여부 확인 (확인 필요)</w:t>
-      </w:r>
-    </w:p>
-    <w:p>
-      <w:pPr>
-        <w:pStyle w:val="ListBullet"/>
-      </w:pPr>
-      <w:r>
-        <w:rPr>
-          <w:b w:val="0"/>
-        </w:rPr>
-        <w:t>[ ] 차량 수배 및 운전자 섭외 (차량 1: ________, 차량 2: ________)</w:t>
-      </w:r>
-    </w:p>
-    <w:p>
-      <w:pPr>
-        <w:pStyle w:val="ListBullet"/>
-      </w:pPr>
-      <w:r>
-        <w:rPr>
-          <w:b w:val="0"/>
-        </w:rPr>
-        <w:t>[ ] 예산 집행 계획서 작성 (영수증 관리 필수)</w:t>
-      </w:r>
-    </w:p>
-    <w:p>
-      <w:pPr>
-        <w:pStyle w:val="Heading3"/>
-      </w:pPr>
-      <w:r>
-        <w:rPr>
-          <w:b w:val="0"/>
-        </w:rPr>
-        <w:t>2) 프로그램 및 사역</w:t>
-      </w:r>
-    </w:p>
-    <w:p>
-      <w:pPr>
-        <w:pStyle w:val="ListBullet"/>
-      </w:pPr>
-      <w:r>
-        <w:rPr>
-          <w:b w:val="0"/>
-        </w:rPr>
-        <w:t>[ ] 설교자 및 강사 섭외 및 사례비 준비</w:t>
-      </w:r>
-    </w:p>
-    <w:p>
-      <w:pPr>
-        <w:pStyle w:val="ListBullet"/>
-      </w:pPr>
-      <w:r>
-        <w:rPr>
-          <w:b w:val="0"/>
-        </w:rPr>
-        <w:t>[ ] 찬양 콘티 선정 및 PPT 제작</w:t>
-      </w:r>
-    </w:p>
-    <w:p>
-      <w:pPr>
-        <w:pStyle w:val="ListBullet"/>
-      </w:pPr>
-      <w:r>
-        <w:rPr>
-          <w:b w:val="0"/>
-        </w:rPr>
-        <w:t>[ ] 조별 나눔 질문지 작성 및 출력</w:t>
-      </w:r>
-    </w:p>
-    <w:p>
-      <w:pPr>
-        <w:pStyle w:val="ListBullet"/>
-      </w:pPr>
-      <w:r>
-        <w:rPr>
-          <w:b w:val="0"/>
-        </w:rPr>
-        <w:t>[ ] 오후 활동(물놀이 등) 시 안전 수칙 교육 자료 준비</w:t>
-      </w:r>
-    </w:p>
-    <w:p>
-      <w:pPr>
-        <w:pStyle w:val="ListBullet"/>
-      </w:pPr>
-      <w:r>
-        <w:rPr>
-          <w:b w:val="0"/>
-        </w:rPr>
-        <w:t>[ ] 레크리에이션 진행 물품(상품 포함) 구매</w:t>
-      </w:r>
-    </w:p>
-    <w:p>
-      <w:pPr>
-        <w:pStyle w:val="Heading3"/>
-      </w:pPr>
-      <w:r>
-        <w:rPr>
-          <w:b w:val="0"/>
-        </w:rPr>
-        <w:t>3) 물품 및 기타</w:t>
-      </w:r>
-    </w:p>
-    <w:p>
-      <w:pPr>
-        <w:pStyle w:val="ListBullet"/>
-      </w:pPr>
-      <w:r>
-        <w:rPr>
-          <w:b w:val="0"/>
-        </w:rPr>
-        <w:t>[ ] 구급함 (소독약, 대역밴드, 소화제, 해열제, 벌레기피제)</w:t>
-      </w:r>
-    </w:p>
-    <w:p>
-      <w:pPr>
-        <w:pStyle w:val="ListBullet"/>
-      </w:pPr>
-      <w:r>
-        <w:rPr>
-          <w:b w:val="0"/>
-        </w:rPr>
-        <w:t>[ ] 교회 깃발, 현수막, 표어</w:t>
-      </w:r>
-    </w:p>
-    <w:p>
-      <w:pPr>
-        <w:pStyle w:val="ListBullet"/>
-      </w:pPr>
-      <w:r>
-        <w:rPr>
-          <w:b w:val="0"/>
-        </w:rPr>
-        <w:t>[ ] 조별 이름표 및 필기구</w:t>
-      </w:r>
-    </w:p>
-    <w:p>
-      <w:pPr>
-        <w:pStyle w:val="ListBullet"/>
-      </w:pPr>
-      <w:r>
-        <w:rPr>
-          <w:b w:val="0"/>
-        </w:rPr>
-        <w:t>[ ] 간식 및 음료 (물 500ml 기준 ________개)</w:t>
-      </w:r>
-    </w:p>
-    <w:p>
-      <w:pPr>
-        <w:pStyle w:val="Heading2"/>
-      </w:pPr>
-      <w:r>
-        <w:rPr>
-          <w:b w:val="0"/>
-        </w:rPr>
-        <w:t>6. 기타 전달 사항 및 비상 연락망</w:t>
-      </w:r>
-    </w:p>
-    <w:p>
-      <w:pPr>
-        <w:pStyle w:val="ListBullet"/>
-      </w:pPr>
-      <w:r>
-        <w:rPr>
-          <w:b/>
-        </w:rPr>
-        <w:t>비상 연락처:</w:t>
-      </w:r>
-    </w:p>
-    <w:p>
-      <w:pPr>
-        <w:pStyle w:val="ListBullet"/>
-      </w:pPr>
-      <w:r>
-        <w:rPr>
-          <w:b w:val="0"/>
-        </w:rPr>
-        <w:t>담당 교역자: ________________</w:t>
-      </w:r>
-    </w:p>
-    <w:p>
-      <w:pPr>
-        <w:pStyle w:val="ListBullet"/>
-      </w:pPr>
-      <w:r>
-        <w:rPr>
-          <w:b w:val="0"/>
-        </w:rPr>
-        <w:t>평신도 리더(부장/교사): ________________</w:t>
-      </w:r>
-    </w:p>
-    <w:p>
-      <w:pPr>
-        <w:pStyle w:val="ListBullet"/>
-      </w:pPr>
-      <w:r>
-        <w:rPr>
-          <w:b w:val="0"/>
-        </w:rPr>
-        <w:t>숙소 관리인: ________________</w:t>
-      </w:r>
-    </w:p>
-    <w:p>
-      <w:pPr>
-        <w:pStyle w:val="ListBullet"/>
-      </w:pPr>
-      <w:r>
-        <w:rPr>
-          <w:b w:val="0"/>
-        </w:rPr>
-        <w:t>인근 병원: ________________</w:t>
-      </w:r>
-    </w:p>
-    <w:p>
-      <w:pPr>
-        <w:pStyle w:val="ListBullet"/>
-      </w:pPr>
-      <w:r>
-        <w:rPr>
-          <w:b/>
-        </w:rPr>
-        <w:t>주의 사항:</w:t>
-      </w:r>
-    </w:p>
-    <w:p>
-      <w:pPr>
-        <w:pStyle w:val="ListBullet"/>
-      </w:pPr>
-      <w:r>
-        <w:rPr>
-          <w:b w:val="0"/>
-        </w:rPr>
-        <w:t>개인 상비약이 필요한 경우 사전에 리더에게 보고할 것.</w:t>
-      </w:r>
-    </w:p>
-    <w:p>
-      <w:pPr>
-        <w:pStyle w:val="ListBullet"/>
-      </w:pPr>
-      <w:r>
-        <w:rPr>
-          <w:b w:val="0"/>
-        </w:rPr>
-        <w:t>모든 활동 시 조별 단위로 움직이며, 이탈 시 반드시 조장에게 보고할 것.</w:t>
-      </w:r>
-    </w:p>
-    <w:p>
-      <w:pPr>
-        <w:pStyle w:val="ListBullet"/>
-      </w:pPr>
-      <w:r>
-        <w:rPr>
-          <w:b w:val="0"/>
-        </w:rPr>
-        <w:t>숙소 내 시설 파손 시 즉시 리더에게 보고 (사후 변상 문제 방지).</w:t>
-      </w:r>
-    </w:p>
-    <w:p>
-      <w:pPr>
-        <w:pStyle w:val="ListBullet"/>
-      </w:pPr>
-      <w:r>
-        <w:rPr>
-          <w:b w:val="0"/>
-        </w:rPr>
-        <w:t>귀중품 분실 주의 (가급적 고가품은 가져오지 않음).</w:t>
+        <w:t>식단 및 알레르기 유무는 사전에 파악하여 식당에 전달함.</w:t>
       </w:r>
     </w:p>
     <w:sectPr>

--- a/docs/05_여름수련회_일정표.docx
+++ b/docs/05_여름수련회_일정표.docx
@@ -11,95 +11,459 @@
         <w:rPr>
           <w:b w:val="0"/>
         </w:rPr>
-        <w:t>2026년 (교회명) (부서명) 여름수련회 시간별 일정표</w:t>
+        <w:t>[연도] (교회명) (부서명) 2박 3일 여름수련회 시간별 일정표 안내</w:t>
       </w:r>
     </w:p>
+    <w:tbl>
+      <w:tblPr>
+        <w:tblStyle w:val="TableGrid"/>
+        <w:tblW w:type="auto" w:w="0"/>
+        <w:tblLook w:firstColumn="1" w:firstRow="1" w:lastColumn="0" w:lastRow="0" w:noHBand="0" w:noVBand="1" w:val="04A0"/>
+      </w:tblPr>
+      <w:tblGrid>
+        <w:gridCol w:w="2160"/>
+        <w:gridCol w:w="2160"/>
+        <w:gridCol w:w="2160"/>
+        <w:gridCol w:w="2160"/>
+      </w:tblGrid>
+      <w:tr>
+        <w:tc>
+          <w:tcPr>
+            <w:tcW w:type="dxa" w:w="2160"/>
+          </w:tcPr>
+          <w:p>
+            <w:r>
+              <w:rPr>
+                <w:b/>
+              </w:rPr>
+              <w:t>작성일</w:t>
+            </w:r>
+          </w:p>
+        </w:tc>
+        <w:tc>
+          <w:tcPr>
+            <w:tcW w:type="dxa" w:w="2160"/>
+          </w:tcPr>
+          <w:p>
+            <w:r>
+              <w:rPr>
+                <w:b/>
+              </w:rPr>
+              <w:t>작성자</w:t>
+            </w:r>
+          </w:p>
+        </w:tc>
+        <w:tc>
+          <w:tcPr>
+            <w:tcW w:type="dxa" w:w="2160"/>
+          </w:tcPr>
+          <w:p>
+            <w:r>
+              <w:rPr>
+                <w:b/>
+              </w:rPr>
+              <w:t>부서</w:t>
+            </w:r>
+          </w:p>
+        </w:tc>
+        <w:tc>
+          <w:tcPr>
+            <w:tcW w:type="dxa" w:w="2160"/>
+          </w:tcPr>
+          <w:p>
+            <w:r>
+              <w:rPr>
+                <w:b/>
+              </w:rPr>
+              <w:t>문서 상태(초안/확정)</w:t>
+            </w:r>
+          </w:p>
+        </w:tc>
+      </w:tr>
+      <w:tr>
+        <w:tc>
+          <w:tcPr>
+            <w:tcW w:type="dxa" w:w="2160"/>
+          </w:tcPr>
+          <w:p>
+            <w:r>
+              <w:rPr>
+                <w:b w:val="0"/>
+              </w:rPr>
+              <w:t>________</w:t>
+            </w:r>
+          </w:p>
+        </w:tc>
+        <w:tc>
+          <w:tcPr>
+            <w:tcW w:type="dxa" w:w="2160"/>
+          </w:tcPr>
+          <w:p>
+            <w:r>
+              <w:rPr>
+                <w:b w:val="0"/>
+              </w:rPr>
+              <w:t>________</w:t>
+            </w:r>
+          </w:p>
+        </w:tc>
+        <w:tc>
+          <w:tcPr>
+            <w:tcW w:type="dxa" w:w="2160"/>
+          </w:tcPr>
+          <w:p>
+            <w:r>
+              <w:rPr>
+                <w:b w:val="0"/>
+              </w:rPr>
+              <w:t>(부서명)</w:t>
+            </w:r>
+          </w:p>
+        </w:tc>
+        <w:tc>
+          <w:tcPr>
+            <w:tcW w:type="dxa" w:w="2160"/>
+          </w:tcPr>
+          <w:p>
+            <w:r>
+              <w:rPr>
+                <w:b w:val="0"/>
+              </w:rPr>
+              <w:t>________</w:t>
+            </w:r>
+          </w:p>
+        </w:tc>
+      </w:tr>
+    </w:tbl>
+    <w:p/>
     <w:p>
       <w:pPr>
-        <w:pStyle w:val="Heading2"/>
+        <w:pStyle w:val="ListNumber"/>
       </w:pPr>
       <w:r>
         <w:rPr>
           <w:b w:val="0"/>
         </w:rPr>
-        <w:t>개요</w:t>
+        <w:t>작성 및 운영 기준</w:t>
+      </w:r>
+    </w:p>
+    <w:p>
+      <w:r>
+        <w:rPr>
+          <w:b w:val="0"/>
+        </w:rPr>
+        <w:t>가. 신앙적 목적: 예배와 말씀, 기도와 교제를 통해 하나님을 알아 가고 공동체 안에서 서로를 돌봅니다.</w:t>
+      </w:r>
+    </w:p>
+    <w:p>
+      <w:r>
+        <w:rPr>
+          <w:b w:val="0"/>
+        </w:rPr>
+        <w:t>나. 확인 가능한 결과: 프로그램별 실시 여부, 출발·귀가 인원 일치 여부, 조별 나눔 실시 여부 및 참가자 소감을 확인합니다.</w:t>
+      </w:r>
+    </w:p>
+    <w:p>
+      <w:r>
+        <w:rPr>
+          <w:b w:val="0"/>
+        </w:rPr>
+        <w:t>다. 주제 말씀: ________</w:t>
+      </w:r>
+    </w:p>
+    <w:p>
+      <w:r>
+        <w:rPr>
+          <w:b w:val="0"/>
+        </w:rPr>
+        <w:t>라. 시간은 24시각제로 작성하며, 시간 범위의 시작은 착수 시각, 끝은 완료 기한으로 봅니다. 단일 시각은 해당 업무의 완료 기한입니다.</w:t>
+      </w:r>
+    </w:p>
+    <w:p>
+      <w:r>
+        <w:rPr>
+          <w:b w:val="0"/>
+        </w:rPr>
+        <w:t>마. ‘진행’란에는 실제 담당자를 기재합니다. 인솔·안전·귀가 담당을 구분하고, 자유시간에도 담당자를 배치합니다.</w:t>
+      </w:r>
+    </w:p>
+    <w:p>
+      <w:r>
+        <w:rPr>
+          <w:b w:val="0"/>
+        </w:rPr>
+        <w:t>바. 참가자 연락처·건강정보는 별도 신청서로 관리합니다. 신청서에는 ‘개인정보 수집·이용 동의: 안내된 목적·항목·보유기간을 확인하고 동의합니다. □ 동의 □ 미동의’를 기재합니다.</w:t>
       </w:r>
     </w:p>
     <w:p>
       <w:pPr>
-        <w:pStyle w:val="ListBullet"/>
+        <w:pStyle w:val="ListNumber"/>
       </w:pPr>
       <w:r>
         <w:rPr>
           <w:b w:val="0"/>
         </w:rPr>
-        <w:t>주제 : ________</w:t>
+        <w:t>시간별 일정표 양식</w:t>
       </w:r>
     </w:p>
     <w:p>
-      <w:pPr>
-        <w:pStyle w:val="ListBullet"/>
-      </w:pPr>
       <w:r>
         <w:rPr>
           <w:b w:val="0"/>
         </w:rPr>
-        <w:t>주제 말씀 : ________</w:t>
+        <w:t>가. 행사 기본정보</w:t>
       </w:r>
     </w:p>
+    <w:tbl>
+      <w:tblPr>
+        <w:tblStyle w:val="TableGrid"/>
+        <w:tblW w:type="auto" w:w="0"/>
+        <w:tblLook w:firstColumn="1" w:firstRow="1" w:lastColumn="0" w:lastRow="0" w:noHBand="0" w:noVBand="1" w:val="04A0"/>
+      </w:tblPr>
+      <w:tblGrid>
+        <w:gridCol w:w="2160"/>
+        <w:gridCol w:w="2160"/>
+        <w:gridCol w:w="2160"/>
+        <w:gridCol w:w="2160"/>
+      </w:tblGrid>
+      <w:tr>
+        <w:tc>
+          <w:tcPr>
+            <w:tcW w:type="dxa" w:w="2160"/>
+          </w:tcPr>
+          <w:p>
+            <w:r>
+              <w:rPr>
+                <w:b/>
+              </w:rPr>
+              <w:t>행사명</w:t>
+            </w:r>
+          </w:p>
+        </w:tc>
+        <w:tc>
+          <w:tcPr>
+            <w:tcW w:type="dxa" w:w="2160"/>
+          </w:tcPr>
+          <w:p>
+            <w:r>
+              <w:rPr>
+                <w:b/>
+              </w:rPr>
+              <w:t>주제</w:t>
+            </w:r>
+          </w:p>
+        </w:tc>
+        <w:tc>
+          <w:tcPr>
+            <w:tcW w:type="dxa" w:w="2160"/>
+          </w:tcPr>
+          <w:p>
+            <w:r>
+              <w:rPr>
+                <w:b/>
+              </w:rPr>
+              <w:t>주제 말씀</w:t>
+            </w:r>
+          </w:p>
+        </w:tc>
+        <w:tc>
+          <w:tcPr>
+            <w:tcW w:type="dxa" w:w="2160"/>
+          </w:tcPr>
+          <w:p>
+            <w:r>
+              <w:rPr>
+                <w:b/>
+              </w:rPr>
+              <w:t>주관</w:t>
+            </w:r>
+          </w:p>
+        </w:tc>
+      </w:tr>
+      <w:tr>
+        <w:tc>
+          <w:tcPr>
+            <w:tcW w:type="dxa" w:w="2160"/>
+          </w:tcPr>
+          <w:p>
+            <w:r>
+              <w:rPr>
+                <w:b w:val="0"/>
+              </w:rPr>
+              <w:t>________</w:t>
+            </w:r>
+          </w:p>
+        </w:tc>
+        <w:tc>
+          <w:tcPr>
+            <w:tcW w:type="dxa" w:w="2160"/>
+          </w:tcPr>
+          <w:p>
+            <w:r>
+              <w:rPr>
+                <w:b w:val="0"/>
+              </w:rPr>
+              <w:t>________</w:t>
+            </w:r>
+          </w:p>
+        </w:tc>
+        <w:tc>
+          <w:tcPr>
+            <w:tcW w:type="dxa" w:w="2160"/>
+          </w:tcPr>
+          <w:p>
+            <w:r>
+              <w:rPr>
+                <w:b w:val="0"/>
+              </w:rPr>
+              <w:t>________</w:t>
+            </w:r>
+          </w:p>
+        </w:tc>
+        <w:tc>
+          <w:tcPr>
+            <w:tcW w:type="dxa" w:w="2160"/>
+          </w:tcPr>
+          <w:p>
+            <w:r>
+              <w:rPr>
+                <w:b w:val="0"/>
+              </w:rPr>
+              <w:t>(교회명) (부서명)</w:t>
+            </w:r>
+          </w:p>
+        </w:tc>
+      </w:tr>
+    </w:tbl>
+    <w:p/>
+    <w:tbl>
+      <w:tblPr>
+        <w:tblStyle w:val="TableGrid"/>
+        <w:tblW w:type="auto" w:w="0"/>
+        <w:tblLook w:firstColumn="1" w:firstRow="1" w:lastColumn="0" w:lastRow="0" w:noHBand="0" w:noVBand="1" w:val="04A0"/>
+      </w:tblPr>
+      <w:tblGrid>
+        <w:gridCol w:w="2160"/>
+        <w:gridCol w:w="2160"/>
+        <w:gridCol w:w="2160"/>
+        <w:gridCol w:w="2160"/>
+      </w:tblGrid>
+      <w:tr>
+        <w:tc>
+          <w:tcPr>
+            <w:tcW w:type="dxa" w:w="2160"/>
+          </w:tcPr>
+          <w:p>
+            <w:r>
+              <w:rPr>
+                <w:b/>
+              </w:rPr>
+              <w:t>기간</w:t>
+            </w:r>
+          </w:p>
+        </w:tc>
+        <w:tc>
+          <w:tcPr>
+            <w:tcW w:type="dxa" w:w="2160"/>
+          </w:tcPr>
+          <w:p>
+            <w:r>
+              <w:rPr>
+                <w:b/>
+              </w:rPr>
+              <w:t>장소</w:t>
+            </w:r>
+          </w:p>
+        </w:tc>
+        <w:tc>
+          <w:tcPr>
+            <w:tcW w:type="dxa" w:w="2160"/>
+          </w:tcPr>
+          <w:p>
+            <w:r>
+              <w:rPr>
+                <w:b/>
+              </w:rPr>
+              <w:t>대상·인원</w:t>
+            </w:r>
+          </w:p>
+        </w:tc>
+        <w:tc>
+          <w:tcPr>
+            <w:tcW w:type="dxa" w:w="2160"/>
+          </w:tcPr>
+          <w:p>
+            <w:r>
+              <w:rPr>
+                <w:b/>
+              </w:rPr>
+              <w:t>일정 총괄 담당</w:t>
+            </w:r>
+          </w:p>
+        </w:tc>
+      </w:tr>
+      <w:tr>
+        <w:tc>
+          <w:tcPr>
+            <w:tcW w:type="dxa" w:w="2160"/>
+          </w:tcPr>
+          <w:p>
+            <w:r>
+              <w:rPr>
+                <w:b w:val="0"/>
+              </w:rPr>
+              <w:t>________ ~ ________ / 2박 3일</w:t>
+            </w:r>
+          </w:p>
+        </w:tc>
+        <w:tc>
+          <w:tcPr>
+            <w:tcW w:type="dxa" w:w="2160"/>
+          </w:tcPr>
+          <w:p>
+            <w:r>
+              <w:rPr>
+                <w:b w:val="0"/>
+              </w:rPr>
+              <w:t>________</w:t>
+            </w:r>
+          </w:p>
+        </w:tc>
+        <w:tc>
+          <w:tcPr>
+            <w:tcW w:type="dxa" w:w="2160"/>
+          </w:tcPr>
+          <w:p>
+            <w:r>
+              <w:rPr>
+                <w:b w:val="0"/>
+              </w:rPr>
+              <w:t>________ / ________명</w:t>
+            </w:r>
+          </w:p>
+        </w:tc>
+        <w:tc>
+          <w:tcPr>
+            <w:tcW w:type="dxa" w:w="2160"/>
+          </w:tcPr>
+          <w:p>
+            <w:r>
+              <w:rPr>
+                <w:b w:val="0"/>
+              </w:rPr>
+              <w:t>________</w:t>
+            </w:r>
+          </w:p>
+        </w:tc>
+      </w:tr>
+    </w:tbl>
+    <w:p/>
     <w:p>
-      <w:pPr>
-        <w:pStyle w:val="ListBullet"/>
-      </w:pPr>
       <w:r>
         <w:rPr>
           <w:b w:val="0"/>
         </w:rPr>
-        <w:t>목적 : ________</w:t>
-      </w:r>
-    </w:p>
-    <w:p>
-      <w:pPr>
-        <w:pStyle w:val="ListBullet"/>
-      </w:pPr>
-      <w:r>
-        <w:rPr>
-          <w:b w:val="0"/>
-        </w:rPr>
-        <w:t>장소 : ________</w:t>
-      </w:r>
-    </w:p>
-    <w:p>
-      <w:pPr>
-        <w:pStyle w:val="ListBullet"/>
-      </w:pPr>
-      <w:r>
-        <w:rPr>
-          <w:b w:val="0"/>
-        </w:rPr>
-        <w:t>일시 : 2026년 __월 __일(요일) ~ __월 __일(요일) (2박 3일)</w:t>
-      </w:r>
-    </w:p>
-    <w:p>
-      <w:pPr>
-        <w:pStyle w:val="ListBullet"/>
-      </w:pPr>
-      <w:r>
-        <w:rPr>
-          <w:b w:val="0"/>
-        </w:rPr>
-        <w:t>대상 : 학생 ____명, 교사 ____명</w:t>
-      </w:r>
-    </w:p>
-    <w:p>
-      <w:pPr>
-        <w:pStyle w:val="Heading2"/>
-      </w:pPr>
-      <w:r>
-        <w:rPr>
-          <w:b w:val="0"/>
-        </w:rPr>
-        <w:t>시간별 일정표</w:t>
+        <w:t>나. 첫째 날: ________</w:t>
       </w:r>
     </w:p>
     <w:tbl>
@@ -190,9 +554,9 @@
           <w:p>
             <w:r>
               <w:rPr>
-                <w:b/>
-              </w:rPr>
-              <w:t>1일차</w:t>
+                <w:b w:val="0"/>
+              </w:rPr>
+              <w:t>________</w:t>
             </w:r>
           </w:p>
         </w:tc>
@@ -200,25 +564,53 @@
           <w:tcPr>
             <w:tcW w:type="dxa" w:w="1728"/>
           </w:tcPr>
-          <w:p/>
+          <w:p>
+            <w:r>
+              <w:rPr>
+                <w:b w:val="0"/>
+              </w:rPr>
+              <w:t>집결·인원 확인·안전교육</w:t>
+            </w:r>
+          </w:p>
         </w:tc>
         <w:tc>
           <w:tcPr>
             <w:tcW w:type="dxa" w:w="1728"/>
           </w:tcPr>
-          <w:p/>
+          <w:p>
+            <w:r>
+              <w:rPr>
+                <w:b w:val="0"/>
+              </w:rPr>
+              <w:t>________</w:t>
+            </w:r>
+          </w:p>
         </w:tc>
         <w:tc>
           <w:tcPr>
             <w:tcW w:type="dxa" w:w="1728"/>
           </w:tcPr>
-          <w:p/>
+          <w:p>
+            <w:r>
+              <w:rPr>
+                <w:b w:val="0"/>
+              </w:rPr>
+              <w:t>________</w:t>
+            </w:r>
+          </w:p>
         </w:tc>
         <w:tc>
           <w:tcPr>
             <w:tcW w:type="dxa" w:w="1728"/>
           </w:tcPr>
-          <w:p/>
+          <w:p>
+            <w:r>
+              <w:rPr>
+                <w:b w:val="0"/>
+              </w:rPr>
+              <w:t>________</w:t>
+            </w:r>
+          </w:p>
         </w:tc>
       </w:tr>
       <w:tr>
@@ -231,7 +623,7 @@
               <w:rPr>
                 <w:b w:val="0"/>
               </w:rPr>
-              <w:t>14:00~15:00</w:t>
+              <w:t>________</w:t>
             </w:r>
           </w:p>
         </w:tc>
@@ -244,7 +636,7 @@
               <w:rPr>
                 <w:b w:val="0"/>
               </w:rPr>
-              <w:t>등록 및 오리엔테이션</w:t>
+              <w:t>출발·이동·도착 인원 확인</w:t>
             </w:r>
           </w:p>
         </w:tc>
@@ -257,7 +649,7 @@
               <w:rPr>
                 <w:b w:val="0"/>
               </w:rPr>
-              <w:t>로비</w:t>
+              <w:t>________</w:t>
             </w:r>
           </w:p>
         </w:tc>
@@ -283,7 +675,7 @@
               <w:rPr>
                 <w:b w:val="0"/>
               </w:rPr>
-              <w:t>명찰, 자료집</w:t>
+              <w:t>________</w:t>
             </w:r>
           </w:p>
         </w:tc>
@@ -298,7 +690,7 @@
               <w:rPr>
                 <w:b w:val="0"/>
               </w:rPr>
-              <w:t>15:00~16:30</w:t>
+              <w:t>________</w:t>
             </w:r>
           </w:p>
         </w:tc>
@@ -311,7 +703,7 @@
               <w:rPr>
                 <w:b w:val="0"/>
               </w:rPr>
-              <w:t>개회 예배</w:t>
+              <w:t>점심식사·숙소 배정</w:t>
             </w:r>
           </w:p>
         </w:tc>
@@ -324,7 +716,7 @@
               <w:rPr>
                 <w:b w:val="0"/>
               </w:rPr>
-              <w:t>예배당</w:t>
+              <w:t>________</w:t>
             </w:r>
           </w:p>
         </w:tc>
@@ -337,7 +729,7 @@
               <w:rPr>
                 <w:b w:val="0"/>
               </w:rPr>
-              <w:t>(설교자)</w:t>
+              <w:t>________</w:t>
             </w:r>
           </w:p>
         </w:tc>
@@ -350,7 +742,7 @@
               <w:rPr>
                 <w:b w:val="0"/>
               </w:rPr>
-              <w:t>콘티, PPT</w:t>
+              <w:t>________</w:t>
             </w:r>
           </w:p>
         </w:tc>
@@ -365,7 +757,7 @@
               <w:rPr>
                 <w:b w:val="0"/>
               </w:rPr>
-              <w:t>16:30~18:00</w:t>
+              <w:t>________</w:t>
             </w:r>
           </w:p>
         </w:tc>
@@ -378,7 +770,7 @@
               <w:rPr>
                 <w:b w:val="0"/>
               </w:rPr>
-              <w:t>조별 모임 1</w:t>
+              <w:t>여는 예배·생활 안내</w:t>
             </w:r>
           </w:p>
         </w:tc>
@@ -391,7 +783,7 @@
               <w:rPr>
                 <w:b w:val="0"/>
               </w:rPr>
-              <w:t>강의실</w:t>
+              <w:t>________</w:t>
             </w:r>
           </w:p>
         </w:tc>
@@ -404,7 +796,7 @@
               <w:rPr>
                 <w:b w:val="0"/>
               </w:rPr>
-              <w:t>조장</w:t>
+              <w:t>________</w:t>
             </w:r>
           </w:p>
         </w:tc>
@@ -417,7 +809,7 @@
               <w:rPr>
                 <w:b w:val="0"/>
               </w:rPr>
-              <w:t>활동지, 필기구</w:t>
+              <w:t>________</w:t>
             </w:r>
           </w:p>
         </w:tc>
@@ -432,7 +824,7 @@
               <w:rPr>
                 <w:b w:val="0"/>
               </w:rPr>
-              <w:t>18:00~19:00</w:t>
+              <w:t>________</w:t>
             </w:r>
           </w:p>
         </w:tc>
@@ -445,7 +837,7 @@
               <w:rPr>
                 <w:b w:val="0"/>
               </w:rPr>
-              <w:t>저녁 식사</w:t>
+              <w:t>조별모임·레크리에이션</w:t>
             </w:r>
           </w:p>
         </w:tc>
@@ -458,7 +850,7 @@
               <w:rPr>
                 <w:b w:val="0"/>
               </w:rPr>
-              <w:t>식당</w:t>
+              <w:t>________</w:t>
             </w:r>
           </w:p>
         </w:tc>
@@ -471,7 +863,7 @@
               <w:rPr>
                 <w:b w:val="0"/>
               </w:rPr>
-              <w:t>담당자</w:t>
+              <w:t>________</w:t>
             </w:r>
           </w:p>
         </w:tc>
@@ -484,7 +876,7 @@
               <w:rPr>
                 <w:b w:val="0"/>
               </w:rPr>
-              <w:t>-</w:t>
+              <w:t>________</w:t>
             </w:r>
           </w:p>
         </w:tc>
@@ -499,7 +891,7 @@
               <w:rPr>
                 <w:b w:val="0"/>
               </w:rPr>
-              <w:t>19:00~20:30</w:t>
+              <w:t>________</w:t>
             </w:r>
           </w:p>
         </w:tc>
@@ -512,7 +904,7 @@
               <w:rPr>
                 <w:b w:val="0"/>
               </w:rPr>
-              <w:t>저녁 집회</w:t>
+              <w:t>저녁식사·자유시간</w:t>
             </w:r>
           </w:p>
         </w:tc>
@@ -525,7 +917,7 @@
               <w:rPr>
                 <w:b w:val="0"/>
               </w:rPr>
-              <w:t>예배당</w:t>
+              <w:t>________</w:t>
             </w:r>
           </w:p>
         </w:tc>
@@ -538,7 +930,7 @@
               <w:rPr>
                 <w:b w:val="0"/>
               </w:rPr>
-              <w:t>(설교자)</w:t>
+              <w:t>________</w:t>
             </w:r>
           </w:p>
         </w:tc>
@@ -551,7 +943,7 @@
               <w:rPr>
                 <w:b w:val="0"/>
               </w:rPr>
-              <w:t>음향, 영상</w:t>
+              <w:t>________</w:t>
             </w:r>
           </w:p>
         </w:tc>
@@ -566,7 +958,7 @@
               <w:rPr>
                 <w:b w:val="0"/>
               </w:rPr>
-              <w:t>20:30~21:30</w:t>
+              <w:t>________</w:t>
             </w:r>
           </w:p>
         </w:tc>
@@ -579,7 +971,7 @@
               <w:rPr>
                 <w:b w:val="0"/>
               </w:rPr>
-              <w:t>기도회</w:t>
+              <w:t>저녁예배·기도회</w:t>
             </w:r>
           </w:p>
         </w:tc>
@@ -592,7 +984,7 @@
               <w:rPr>
                 <w:b w:val="0"/>
               </w:rPr>
-              <w:t>예배당</w:t>
+              <w:t>________</w:t>
             </w:r>
           </w:p>
         </w:tc>
@@ -605,7 +997,7 @@
               <w:rPr>
                 <w:b w:val="0"/>
               </w:rPr>
-              <w:t>인도자</w:t>
+              <w:t>________</w:t>
             </w:r>
           </w:p>
         </w:tc>
@@ -618,7 +1010,7 @@
               <w:rPr>
                 <w:b w:val="0"/>
               </w:rPr>
-              <w:t>-</w:t>
+              <w:t>________</w:t>
             </w:r>
           </w:p>
         </w:tc>
@@ -633,7 +1025,7 @@
               <w:rPr>
                 <w:b w:val="0"/>
               </w:rPr>
-              <w:t>21:30~</w:t>
+              <w:t>________</w:t>
             </w:r>
           </w:p>
         </w:tc>
@@ -646,7 +1038,7 @@
               <w:rPr>
                 <w:b w:val="0"/>
               </w:rPr>
-              <w:t>취침 및 점호</w:t>
+              <w:t>조별 나눔·취침 준비·인원 확인</w:t>
             </w:r>
           </w:p>
         </w:tc>
@@ -659,7 +1051,7 @@
               <w:rPr>
                 <w:b w:val="0"/>
               </w:rPr>
-              <w:t>숙소</w:t>
+              <w:t>________</w:t>
             </w:r>
           </w:p>
         </w:tc>
@@ -672,7 +1064,7 @@
               <w:rPr>
                 <w:b w:val="0"/>
               </w:rPr>
-              <w:t>교사</w:t>
+              <w:t>________</w:t>
             </w:r>
           </w:p>
         </w:tc>
@@ -685,7 +1077,97 @@
               <w:rPr>
                 <w:b w:val="0"/>
               </w:rPr>
-              <w:t>상비약</w:t>
+              <w:t>________</w:t>
+            </w:r>
+          </w:p>
+        </w:tc>
+      </w:tr>
+    </w:tbl>
+    <w:p/>
+    <w:p>
+      <w:r>
+        <w:rPr>
+          <w:b w:val="0"/>
+        </w:rPr>
+        <w:t>다. 둘째 날: ________</w:t>
+      </w:r>
+    </w:p>
+    <w:tbl>
+      <w:tblPr>
+        <w:tblStyle w:val="TableGrid"/>
+        <w:tblW w:type="auto" w:w="0"/>
+        <w:tblLook w:firstColumn="1" w:firstRow="1" w:lastColumn="0" w:lastRow="0" w:noHBand="0" w:noVBand="1" w:val="04A0"/>
+      </w:tblPr>
+      <w:tblGrid>
+        <w:gridCol w:w="1728"/>
+        <w:gridCol w:w="1728"/>
+        <w:gridCol w:w="1728"/>
+        <w:gridCol w:w="1728"/>
+        <w:gridCol w:w="1728"/>
+      </w:tblGrid>
+      <w:tr>
+        <w:tc>
+          <w:tcPr>
+            <w:tcW w:type="dxa" w:w="1728"/>
+          </w:tcPr>
+          <w:p>
+            <w:r>
+              <w:rPr>
+                <w:b/>
+              </w:rPr>
+              <w:t>시간</w:t>
+            </w:r>
+          </w:p>
+        </w:tc>
+        <w:tc>
+          <w:tcPr>
+            <w:tcW w:type="dxa" w:w="1728"/>
+          </w:tcPr>
+          <w:p>
+            <w:r>
+              <w:rPr>
+                <w:b/>
+              </w:rPr>
+              <w:t>프로그램</w:t>
+            </w:r>
+          </w:p>
+        </w:tc>
+        <w:tc>
+          <w:tcPr>
+            <w:tcW w:type="dxa" w:w="1728"/>
+          </w:tcPr>
+          <w:p>
+            <w:r>
+              <w:rPr>
+                <w:b/>
+              </w:rPr>
+              <w:t>장소</w:t>
+            </w:r>
+          </w:p>
+        </w:tc>
+        <w:tc>
+          <w:tcPr>
+            <w:tcW w:type="dxa" w:w="1728"/>
+          </w:tcPr>
+          <w:p>
+            <w:r>
+              <w:rPr>
+                <w:b/>
+              </w:rPr>
+              <w:t>진행</w:t>
+            </w:r>
+          </w:p>
+        </w:tc>
+        <w:tc>
+          <w:tcPr>
+            <w:tcW w:type="dxa" w:w="1728"/>
+          </w:tcPr>
+          <w:p>
+            <w:r>
+              <w:rPr>
+                <w:b/>
+              </w:rPr>
+              <w:t>준비물</w:t>
             </w:r>
           </w:p>
         </w:tc>
@@ -698,9 +1180,9 @@
           <w:p>
             <w:r>
               <w:rPr>
-                <w:b/>
-              </w:rPr>
-              <w:t>2일차</w:t>
+                <w:b w:val="0"/>
+              </w:rPr>
+              <w:t>________</w:t>
             </w:r>
           </w:p>
         </w:tc>
@@ -708,25 +1190,53 @@
           <w:tcPr>
             <w:tcW w:type="dxa" w:w="1728"/>
           </w:tcPr>
-          <w:p/>
+          <w:p>
+            <w:r>
+              <w:rPr>
+                <w:b w:val="0"/>
+              </w:rPr>
+              <w:t>기상·건강상태 확인·아침식사</w:t>
+            </w:r>
+          </w:p>
         </w:tc>
         <w:tc>
           <w:tcPr>
             <w:tcW w:type="dxa" w:w="1728"/>
           </w:tcPr>
-          <w:p/>
+          <w:p>
+            <w:r>
+              <w:rPr>
+                <w:b w:val="0"/>
+              </w:rPr>
+              <w:t>________</w:t>
+            </w:r>
+          </w:p>
         </w:tc>
         <w:tc>
           <w:tcPr>
             <w:tcW w:type="dxa" w:w="1728"/>
           </w:tcPr>
-          <w:p/>
+          <w:p>
+            <w:r>
+              <w:rPr>
+                <w:b w:val="0"/>
+              </w:rPr>
+              <w:t>________</w:t>
+            </w:r>
+          </w:p>
         </w:tc>
         <w:tc>
           <w:tcPr>
             <w:tcW w:type="dxa" w:w="1728"/>
           </w:tcPr>
-          <w:p/>
+          <w:p>
+            <w:r>
+              <w:rPr>
+                <w:b w:val="0"/>
+              </w:rPr>
+              <w:t>________</w:t>
+            </w:r>
+          </w:p>
         </w:tc>
       </w:tr>
       <w:tr>
@@ -739,7 +1249,7 @@
               <w:rPr>
                 <w:b w:val="0"/>
               </w:rPr>
-              <w:t>07:00~08:00</w:t>
+              <w:t>________</w:t>
             </w:r>
           </w:p>
         </w:tc>
@@ -752,7 +1262,7 @@
               <w:rPr>
                 <w:b w:val="0"/>
               </w:rPr>
-              <w:t>기상 및 아침 산책</w:t>
+              <w:t>아침예배·조별 말씀모임</w:t>
             </w:r>
           </w:p>
         </w:tc>
@@ -765,7 +1275,7 @@
               <w:rPr>
                 <w:b w:val="0"/>
               </w:rPr>
-              <w:t>야외</w:t>
+              <w:t>________</w:t>
             </w:r>
           </w:p>
         </w:tc>
@@ -778,7 +1288,7 @@
               <w:rPr>
                 <w:b w:val="0"/>
               </w:rPr>
-              <w:t>담당자</w:t>
+              <w:t>________</w:t>
             </w:r>
           </w:p>
         </w:tc>
@@ -791,7 +1301,7 @@
               <w:rPr>
                 <w:b w:val="0"/>
               </w:rPr>
-              <w:t>-</w:t>
+              <w:t>________</w:t>
             </w:r>
           </w:p>
         </w:tc>
@@ -806,7 +1316,7 @@
               <w:rPr>
                 <w:b w:val="0"/>
               </w:rPr>
-              <w:t>08:00~09:00</w:t>
+              <w:t>________</w:t>
             </w:r>
           </w:p>
         </w:tc>
@@ -819,7 +1329,7 @@
               <w:rPr>
                 <w:b w:val="0"/>
               </w:rPr>
-              <w:t>아침 식사</w:t>
+              <w:t>점심식사·휴식</w:t>
             </w:r>
           </w:p>
         </w:tc>
@@ -832,7 +1342,7 @@
               <w:rPr>
                 <w:b w:val="0"/>
               </w:rPr>
-              <w:t>식당</w:t>
+              <w:t>________</w:t>
             </w:r>
           </w:p>
         </w:tc>
@@ -845,7 +1355,7 @@
               <w:rPr>
                 <w:b w:val="0"/>
               </w:rPr>
-              <w:t>담당자</w:t>
+              <w:t>________</w:t>
             </w:r>
           </w:p>
         </w:tc>
@@ -858,7 +1368,7 @@
               <w:rPr>
                 <w:b w:val="0"/>
               </w:rPr>
-              <w:t>-</w:t>
+              <w:t>________</w:t>
             </w:r>
           </w:p>
         </w:tc>
@@ -873,7 +1383,7 @@
               <w:rPr>
                 <w:b w:val="0"/>
               </w:rPr>
-              <w:t>09:30~11:30</w:t>
+              <w:t>________</w:t>
             </w:r>
           </w:p>
         </w:tc>
@@ -886,7 +1396,7 @@
               <w:rPr>
                 <w:b w:val="0"/>
               </w:rPr>
-              <w:t>성경 공부/특강</w:t>
+              <w:t>공동체 레크리에이션</w:t>
             </w:r>
           </w:p>
         </w:tc>
@@ -899,7 +1409,7 @@
               <w:rPr>
                 <w:b w:val="0"/>
               </w:rPr>
-              <w:t>강의실</w:t>
+              <w:t>________</w:t>
             </w:r>
           </w:p>
         </w:tc>
@@ -912,7 +1422,7 @@
               <w:rPr>
                 <w:b w:val="0"/>
               </w:rPr>
-              <w:t>강사</w:t>
+              <w:t>________</w:t>
             </w:r>
           </w:p>
         </w:tc>
@@ -925,7 +1435,7 @@
               <w:rPr>
                 <w:b w:val="0"/>
               </w:rPr>
-              <w:t>교재, 빔프로젝터</w:t>
+              <w:t>________</w:t>
             </w:r>
           </w:p>
         </w:tc>
@@ -940,7 +1450,7 @@
               <w:rPr>
                 <w:b w:val="0"/>
               </w:rPr>
-              <w:t>11:30~13:00</w:t>
+              <w:t>________</w:t>
             </w:r>
           </w:p>
         </w:tc>
@@ -953,7 +1463,7 @@
               <w:rPr>
                 <w:b w:val="0"/>
               </w:rPr>
-              <w:t>점심 식사</w:t>
+              <w:t>자유시간·샤워</w:t>
             </w:r>
           </w:p>
         </w:tc>
@@ -966,7 +1476,7 @@
               <w:rPr>
                 <w:b w:val="0"/>
               </w:rPr>
-              <w:t>식당</w:t>
+              <w:t>________</w:t>
             </w:r>
           </w:p>
         </w:tc>
@@ -979,7 +1489,7 @@
               <w:rPr>
                 <w:b w:val="0"/>
               </w:rPr>
-              <w:t>-</w:t>
+              <w:t>________</w:t>
             </w:r>
           </w:p>
         </w:tc>
@@ -992,7 +1502,7 @@
               <w:rPr>
                 <w:b w:val="0"/>
               </w:rPr>
-              <w:t>-</w:t>
+              <w:t>________</w:t>
             </w:r>
           </w:p>
         </w:tc>
@@ -1007,7 +1517,7 @@
               <w:rPr>
                 <w:b w:val="0"/>
               </w:rPr>
-              <w:t>13:00~15:00</w:t>
+              <w:t>________</w:t>
             </w:r>
           </w:p>
         </w:tc>
@@ -1020,7 +1530,7 @@
               <w:rPr>
                 <w:b w:val="0"/>
               </w:rPr>
-              <w:t>레크리에이션</w:t>
+              <w:t>저녁식사</w:t>
             </w:r>
           </w:p>
         </w:tc>
@@ -1033,7 +1543,7 @@
               <w:rPr>
                 <w:b w:val="0"/>
               </w:rPr>
-              <w:t>체육관</w:t>
+              <w:t>________</w:t>
             </w:r>
           </w:p>
         </w:tc>
@@ -1046,7 +1556,7 @@
               <w:rPr>
                 <w:b w:val="0"/>
               </w:rPr>
-              <w:t>진행자</w:t>
+              <w:t>________</w:t>
             </w:r>
           </w:p>
         </w:tc>
@@ -1059,7 +1569,7 @@
               <w:rPr>
                 <w:b w:val="0"/>
               </w:rPr>
-              <w:t>게임 도구</w:t>
+              <w:t>________</w:t>
             </w:r>
           </w:p>
         </w:tc>
@@ -1074,7 +1584,7 @@
               <w:rPr>
                 <w:b w:val="0"/>
               </w:rPr>
-              <w:t>15:00~17:00</w:t>
+              <w:t>________</w:t>
             </w:r>
           </w:p>
         </w:tc>
@@ -1087,7 +1597,7 @@
               <w:rPr>
                 <w:b w:val="0"/>
               </w:rPr>
-              <w:t>자유 시간</w:t>
+              <w:t>저녁예배·기도회</w:t>
             </w:r>
           </w:p>
         </w:tc>
@@ -1100,7 +1610,7 @@
               <w:rPr>
                 <w:b w:val="0"/>
               </w:rPr>
-              <w:t>숙소</w:t>
+              <w:t>________</w:t>
             </w:r>
           </w:p>
         </w:tc>
@@ -1113,7 +1623,7 @@
               <w:rPr>
                 <w:b w:val="0"/>
               </w:rPr>
-              <w:t>안전요원</w:t>
+              <w:t>________</w:t>
             </w:r>
           </w:p>
         </w:tc>
@@ -1126,7 +1636,7 @@
               <w:rPr>
                 <w:b w:val="0"/>
               </w:rPr>
-              <w:t>간식</w:t>
+              <w:t>________</w:t>
             </w:r>
           </w:p>
         </w:tc>
@@ -1141,7 +1651,7 @@
               <w:rPr>
                 <w:b w:val="0"/>
               </w:rPr>
-              <w:t>17:00~18:30</w:t>
+              <w:t>________</w:t>
             </w:r>
           </w:p>
         </w:tc>
@@ -1154,7 +1664,7 @@
               <w:rPr>
                 <w:b w:val="0"/>
               </w:rPr>
-              <w:t>저녁 식사</w:t>
+              <w:t>조별 나눔·취침 준비·인원 확인</w:t>
             </w:r>
           </w:p>
         </w:tc>
@@ -1167,7 +1677,7 @@
               <w:rPr>
                 <w:b w:val="0"/>
               </w:rPr>
-              <w:t>식당</w:t>
+              <w:t>________</w:t>
             </w:r>
           </w:p>
         </w:tc>
@@ -1180,7 +1690,7 @@
               <w:rPr>
                 <w:b w:val="0"/>
               </w:rPr>
-              <w:t>-</w:t>
+              <w:t>________</w:t>
             </w:r>
           </w:p>
         </w:tc>
@@ -1193,7 +1703,97 @@
               <w:rPr>
                 <w:b w:val="0"/>
               </w:rPr>
-              <w:t>-</w:t>
+              <w:t>________</w:t>
+            </w:r>
+          </w:p>
+        </w:tc>
+      </w:tr>
+    </w:tbl>
+    <w:p/>
+    <w:p>
+      <w:r>
+        <w:rPr>
+          <w:b w:val="0"/>
+        </w:rPr>
+        <w:t>라. 셋째 날: ________</w:t>
+      </w:r>
+    </w:p>
+    <w:tbl>
+      <w:tblPr>
+        <w:tblStyle w:val="TableGrid"/>
+        <w:tblW w:type="auto" w:w="0"/>
+        <w:tblLook w:firstColumn="1" w:firstRow="1" w:lastColumn="0" w:lastRow="0" w:noHBand="0" w:noVBand="1" w:val="04A0"/>
+      </w:tblPr>
+      <w:tblGrid>
+        <w:gridCol w:w="1728"/>
+        <w:gridCol w:w="1728"/>
+        <w:gridCol w:w="1728"/>
+        <w:gridCol w:w="1728"/>
+        <w:gridCol w:w="1728"/>
+      </w:tblGrid>
+      <w:tr>
+        <w:tc>
+          <w:tcPr>
+            <w:tcW w:type="dxa" w:w="1728"/>
+          </w:tcPr>
+          <w:p>
+            <w:r>
+              <w:rPr>
+                <w:b/>
+              </w:rPr>
+              <w:t>시간</w:t>
+            </w:r>
+          </w:p>
+        </w:tc>
+        <w:tc>
+          <w:tcPr>
+            <w:tcW w:type="dxa" w:w="1728"/>
+          </w:tcPr>
+          <w:p>
+            <w:r>
+              <w:rPr>
+                <w:b/>
+              </w:rPr>
+              <w:t>프로그램</w:t>
+            </w:r>
+          </w:p>
+        </w:tc>
+        <w:tc>
+          <w:tcPr>
+            <w:tcW w:type="dxa" w:w="1728"/>
+          </w:tcPr>
+          <w:p>
+            <w:r>
+              <w:rPr>
+                <w:b/>
+              </w:rPr>
+              <w:t>장소</w:t>
+            </w:r>
+          </w:p>
+        </w:tc>
+        <w:tc>
+          <w:tcPr>
+            <w:tcW w:type="dxa" w:w="1728"/>
+          </w:tcPr>
+          <w:p>
+            <w:r>
+              <w:rPr>
+                <w:b/>
+              </w:rPr>
+              <w:t>진행</w:t>
+            </w:r>
+          </w:p>
+        </w:tc>
+        <w:tc>
+          <w:tcPr>
+            <w:tcW w:type="dxa" w:w="1728"/>
+          </w:tcPr>
+          <w:p>
+            <w:r>
+              <w:rPr>
+                <w:b/>
+              </w:rPr>
+              <w:t>준비물</w:t>
             </w:r>
           </w:p>
         </w:tc>
@@ -1208,7 +1808,7 @@
               <w:rPr>
                 <w:b w:val="0"/>
               </w:rPr>
-              <w:t>18:30~20:30</w:t>
+              <w:t>________</w:t>
             </w:r>
           </w:p>
         </w:tc>
@@ -1221,7 +1821,7 @@
               <w:rPr>
                 <w:b w:val="0"/>
               </w:rPr>
-              <w:t>저녁 집회</w:t>
+              <w:t>기상·건강상태 확인·아침식사</w:t>
             </w:r>
           </w:p>
         </w:tc>
@@ -1234,7 +1834,7 @@
               <w:rPr>
                 <w:b w:val="0"/>
               </w:rPr>
-              <w:t>예배당</w:t>
+              <w:t>________</w:t>
             </w:r>
           </w:p>
         </w:tc>
@@ -1247,7 +1847,7 @@
               <w:rPr>
                 <w:b w:val="0"/>
               </w:rPr>
-              <w:t>(설교자)</w:t>
+              <w:t>________</w:t>
             </w:r>
           </w:p>
         </w:tc>
@@ -1260,7 +1860,7 @@
               <w:rPr>
                 <w:b w:val="0"/>
               </w:rPr>
-              <w:t>-</w:t>
+              <w:t>________</w:t>
             </w:r>
           </w:p>
         </w:tc>
@@ -1275,7 +1875,7 @@
               <w:rPr>
                 <w:b w:val="0"/>
               </w:rPr>
-              <w:t>20:30~21:30</w:t>
+              <w:t>________</w:t>
             </w:r>
           </w:p>
         </w:tc>
@@ -1288,7 +1888,7 @@
               <w:rPr>
                 <w:b w:val="0"/>
               </w:rPr>
-              <w:t>조별 모임 2</w:t>
+              <w:t>조별 나눔·소감 작성</w:t>
             </w:r>
           </w:p>
         </w:tc>
@@ -1301,7 +1901,7 @@
               <w:rPr>
                 <w:b w:val="0"/>
               </w:rPr>
-              <w:t>강의실</w:t>
+              <w:t>________</w:t>
             </w:r>
           </w:p>
         </w:tc>
@@ -1314,7 +1914,7 @@
               <w:rPr>
                 <w:b w:val="0"/>
               </w:rPr>
-              <w:t>조장</w:t>
+              <w:t>________</w:t>
             </w:r>
           </w:p>
         </w:tc>
@@ -1327,7 +1927,7 @@
               <w:rPr>
                 <w:b w:val="0"/>
               </w:rPr>
-              <w:t>다과</w:t>
+              <w:t>________</w:t>
             </w:r>
           </w:p>
         </w:tc>
@@ -1342,7 +1942,7 @@
               <w:rPr>
                 <w:b w:val="0"/>
               </w:rPr>
-              <w:t>21:30~</w:t>
+              <w:t>________</w:t>
             </w:r>
           </w:p>
         </w:tc>
@@ -1355,7 +1955,7 @@
               <w:rPr>
                 <w:b w:val="0"/>
               </w:rPr>
-              <w:t>취침</w:t>
+              <w:t>짐 정리·숙소 점검</w:t>
             </w:r>
           </w:p>
         </w:tc>
@@ -1368,7 +1968,7 @@
               <w:rPr>
                 <w:b w:val="0"/>
               </w:rPr>
-              <w:t>숙소</w:t>
+              <w:t>________</w:t>
             </w:r>
           </w:p>
         </w:tc>
@@ -1381,7 +1981,7 @@
               <w:rPr>
                 <w:b w:val="0"/>
               </w:rPr>
-              <w:t>교사</w:t>
+              <w:t>________</w:t>
             </w:r>
           </w:p>
         </w:tc>
@@ -1394,7 +1994,7 @@
               <w:rPr>
                 <w:b w:val="0"/>
               </w:rPr>
-              <w:t>-</w:t>
+              <w:t>________</w:t>
             </w:r>
           </w:p>
         </w:tc>
@@ -1407,9 +2007,9 @@
           <w:p>
             <w:r>
               <w:rPr>
-                <w:b/>
-              </w:rPr>
-              <w:t>3일차</w:t>
+                <w:b w:val="0"/>
+              </w:rPr>
+              <w:t>________</w:t>
             </w:r>
           </w:p>
         </w:tc>
@@ -1417,25 +2017,53 @@
           <w:tcPr>
             <w:tcW w:type="dxa" w:w="1728"/>
           </w:tcPr>
-          <w:p/>
+          <w:p>
+            <w:r>
+              <w:rPr>
+                <w:b w:val="0"/>
+              </w:rPr>
+              <w:t>닫는 예배</w:t>
+            </w:r>
+          </w:p>
         </w:tc>
         <w:tc>
           <w:tcPr>
             <w:tcW w:type="dxa" w:w="1728"/>
           </w:tcPr>
-          <w:p/>
+          <w:p>
+            <w:r>
+              <w:rPr>
+                <w:b w:val="0"/>
+              </w:rPr>
+              <w:t>________</w:t>
+            </w:r>
+          </w:p>
         </w:tc>
         <w:tc>
           <w:tcPr>
             <w:tcW w:type="dxa" w:w="1728"/>
           </w:tcPr>
-          <w:p/>
+          <w:p>
+            <w:r>
+              <w:rPr>
+                <w:b w:val="0"/>
+              </w:rPr>
+              <w:t>________</w:t>
+            </w:r>
+          </w:p>
         </w:tc>
         <w:tc>
           <w:tcPr>
             <w:tcW w:type="dxa" w:w="1728"/>
           </w:tcPr>
-          <w:p/>
+          <w:p>
+            <w:r>
+              <w:rPr>
+                <w:b w:val="0"/>
+              </w:rPr>
+              <w:t>________</w:t>
+            </w:r>
+          </w:p>
         </w:tc>
       </w:tr>
       <w:tr>
@@ -1448,7 +2076,7 @@
               <w:rPr>
                 <w:b w:val="0"/>
               </w:rPr>
-              <w:t>07:00~08:30</w:t>
+              <w:t>________</w:t>
             </w:r>
           </w:p>
         </w:tc>
@@ -1461,7 +2089,7 @@
               <w:rPr>
                 <w:b w:val="0"/>
               </w:rPr>
-              <w:t>기상 및 숙소 정리</w:t>
+              <w:t>점심식사·출발 인원 확인</w:t>
             </w:r>
           </w:p>
         </w:tc>
@@ -1474,7 +2102,7 @@
               <w:rPr>
                 <w:b w:val="0"/>
               </w:rPr>
-              <w:t>숙소</w:t>
+              <w:t>________</w:t>
             </w:r>
           </w:p>
         </w:tc>
@@ -1487,7 +2115,7 @@
               <w:rPr>
                 <w:b w:val="0"/>
               </w:rPr>
-              <w:t>담당자</w:t>
+              <w:t>________</w:t>
             </w:r>
           </w:p>
         </w:tc>
@@ -1500,7 +2128,7 @@
               <w:rPr>
                 <w:b w:val="0"/>
               </w:rPr>
-              <w:t>청소도구</w:t>
+              <w:t>________</w:t>
             </w:r>
           </w:p>
         </w:tc>
@@ -1515,7 +2143,7 @@
               <w:rPr>
                 <w:b w:val="0"/>
               </w:rPr>
-              <w:t>08:30~09:30</w:t>
+              <w:t>________</w:t>
             </w:r>
           </w:p>
         </w:tc>
@@ -1528,7 +2156,7 @@
               <w:rPr>
                 <w:b w:val="0"/>
               </w:rPr>
-              <w:t>아침 식사</w:t>
+              <w:t>출발·이동</w:t>
             </w:r>
           </w:p>
         </w:tc>
@@ -1541,7 +2169,7 @@
               <w:rPr>
                 <w:b w:val="0"/>
               </w:rPr>
-              <w:t>식당</w:t>
+              <w:t>________</w:t>
             </w:r>
           </w:p>
         </w:tc>
@@ -1554,7 +2182,7 @@
               <w:rPr>
                 <w:b w:val="0"/>
               </w:rPr>
-              <w:t>-</w:t>
+              <w:t>________</w:t>
             </w:r>
           </w:p>
         </w:tc>
@@ -1567,7 +2195,7 @@
               <w:rPr>
                 <w:b w:val="0"/>
               </w:rPr>
-              <w:t>-</w:t>
+              <w:t>________</w:t>
             </w:r>
           </w:p>
         </w:tc>
@@ -1582,7 +2210,7 @@
               <w:rPr>
                 <w:b w:val="0"/>
               </w:rPr>
-              <w:t>09:30~11:00</w:t>
+              <w:t>________</w:t>
             </w:r>
           </w:p>
         </w:tc>
@@ -1595,7 +2223,7 @@
               <w:rPr>
                 <w:b w:val="0"/>
               </w:rPr>
-              <w:t>폐회 예배</w:t>
+              <w:t>교회 도착·귀가 인계·최종 확인</w:t>
             </w:r>
           </w:p>
         </w:tc>
@@ -1608,7 +2236,7 @@
               <w:rPr>
                 <w:b w:val="0"/>
               </w:rPr>
-              <w:t>예배당</w:t>
+              <w:t>________</w:t>
             </w:r>
           </w:p>
         </w:tc>
@@ -1621,7 +2249,7 @@
               <w:rPr>
                 <w:b w:val="0"/>
               </w:rPr>
-              <w:t>(설교자)</w:t>
+              <w:t>________</w:t>
             </w:r>
           </w:p>
         </w:tc>
@@ -1634,74 +2262,7 @@
               <w:rPr>
                 <w:b w:val="0"/>
               </w:rPr>
-              <w:t>수료증</w:t>
-            </w:r>
-          </w:p>
-        </w:tc>
-      </w:tr>
-      <w:tr>
-        <w:tc>
-          <w:tcPr>
-            <w:tcW w:type="dxa" w:w="1728"/>
-          </w:tcPr>
-          <w:p>
-            <w:r>
-              <w:rPr>
-                <w:b w:val="0"/>
-              </w:rPr>
-              <w:t>11:00~12:00</w:t>
-            </w:r>
-          </w:p>
-        </w:tc>
-        <w:tc>
-          <w:tcPr>
-            <w:tcW w:type="dxa" w:w="1728"/>
-          </w:tcPr>
-          <w:p>
-            <w:r>
-              <w:rPr>
-                <w:b w:val="0"/>
-              </w:rPr>
-              <w:t>귀가 및 점심</w:t>
-            </w:r>
-          </w:p>
-        </w:tc>
-        <w:tc>
-          <w:tcPr>
-            <w:tcW w:type="dxa" w:w="1728"/>
-          </w:tcPr>
-          <w:p>
-            <w:r>
-              <w:rPr>
-                <w:b w:val="0"/>
-              </w:rPr>
-              <w:t>교회행</w:t>
-            </w:r>
-          </w:p>
-        </w:tc>
-        <w:tc>
-          <w:tcPr>
-            <w:tcW w:type="dxa" w:w="1728"/>
-          </w:tcPr>
-          <w:p>
-            <w:r>
-              <w:rPr>
-                <w:b w:val="0"/>
-              </w:rPr>
-              <w:t>전체</w:t>
-            </w:r>
-          </w:p>
-        </w:tc>
-        <w:tc>
-          <w:tcPr>
-            <w:tcW w:type="dxa" w:w="1728"/>
-          </w:tcPr>
-          <w:p>
-            <w:r>
-              <w:rPr>
-                <w:b w:val="0"/>
-              </w:rPr>
-              <w:t>-</w:t>
+              <w:t>________</w:t>
             </w:r>
           </w:p>
         </w:tc>
@@ -1710,46 +2271,2830 @@
     <w:p/>
     <w:p>
       <w:pPr>
-        <w:pStyle w:val="Heading2"/>
+        <w:pStyle w:val="ListNumber"/>
       </w:pPr>
       <w:r>
         <w:rPr>
           <w:b w:val="0"/>
         </w:rPr>
-        <w:t>비고</w:t>
+        <w:t>시간별 일정표 작성 예시</w:t>
       </w:r>
     </w:p>
     <w:p>
-      <w:pPr>
-        <w:pStyle w:val="ListBullet"/>
-      </w:pPr>
       <w:r>
         <w:rPr>
           <w:b w:val="0"/>
         </w:rPr>
-        <w:t>위 일정은 현장 상황(날씨 등)에 따라 변경될 수 있음 (확인 필요).</w:t>
+        <w:t>가. 행사 기본정보</w:t>
       </w:r>
     </w:p>
+    <w:tbl>
+      <w:tblPr>
+        <w:tblStyle w:val="TableGrid"/>
+        <w:tblW w:type="auto" w:w="0"/>
+        <w:tblLook w:firstColumn="1" w:firstRow="1" w:lastColumn="0" w:lastRow="0" w:noHBand="0" w:noVBand="1" w:val="04A0"/>
+      </w:tblPr>
+      <w:tblGrid>
+        <w:gridCol w:w="4320"/>
+        <w:gridCol w:w="4320"/>
+      </w:tblGrid>
+      <w:tr>
+        <w:tc>
+          <w:tcPr>
+            <w:tcW w:type="dxa" w:w="4320"/>
+          </w:tcPr>
+          <w:p>
+            <w:r>
+              <w:rPr>
+                <w:b/>
+              </w:rPr>
+              <w:t>항목</w:t>
+            </w:r>
+          </w:p>
+        </w:tc>
+        <w:tc>
+          <w:tcPr>
+            <w:tcW w:type="dxa" w:w="4320"/>
+          </w:tcPr>
+          <w:p>
+            <w:r>
+              <w:rPr>
+                <w:b/>
+              </w:rPr>
+              <w:t>내용</w:t>
+            </w:r>
+          </w:p>
+        </w:tc>
+      </w:tr>
+      <w:tr>
+        <w:tc>
+          <w:tcPr>
+            <w:tcW w:type="dxa" w:w="4320"/>
+          </w:tcPr>
+          <w:p>
+            <w:r>
+              <w:rPr>
+                <w:b w:val="0"/>
+              </w:rPr>
+              <w:t>행사명</w:t>
+            </w:r>
+          </w:p>
+        </w:tc>
+        <w:tc>
+          <w:tcPr>
+            <w:tcW w:type="dxa" w:w="4320"/>
+          </w:tcPr>
+          <w:p>
+            <w:r>
+              <w:rPr>
+                <w:b w:val="0"/>
+              </w:rPr>
+              <w:t>(교회명) (부서명) 여름수련회</w:t>
+            </w:r>
+          </w:p>
+        </w:tc>
+      </w:tr>
+      <w:tr>
+        <w:tc>
+          <w:tcPr>
+            <w:tcW w:type="dxa" w:w="4320"/>
+          </w:tcPr>
+          <w:p>
+            <w:r>
+              <w:rPr>
+                <w:b w:val="0"/>
+              </w:rPr>
+              <w:t>주제</w:t>
+            </w:r>
+          </w:p>
+        </w:tc>
+        <w:tc>
+          <w:tcPr>
+            <w:tcW w:type="dxa" w:w="4320"/>
+          </w:tcPr>
+          <w:p>
+            <w:r>
+              <w:rPr>
+                <w:b w:val="0"/>
+              </w:rPr>
+              <w:t>믿음 안에서 함께 자라요</w:t>
+            </w:r>
+          </w:p>
+        </w:tc>
+      </w:tr>
+      <w:tr>
+        <w:tc>
+          <w:tcPr>
+            <w:tcW w:type="dxa" w:w="4320"/>
+          </w:tcPr>
+          <w:p>
+            <w:r>
+              <w:rPr>
+                <w:b w:val="0"/>
+              </w:rPr>
+              <w:t>주제 말씀</w:t>
+            </w:r>
+          </w:p>
+        </w:tc>
+        <w:tc>
+          <w:tcPr>
+            <w:tcW w:type="dxa" w:w="4320"/>
+          </w:tcPr>
+          <w:p>
+            <w:r>
+              <w:rPr>
+                <w:b w:val="0"/>
+              </w:rPr>
+              <w:t>디모데전서 4:12</w:t>
+            </w:r>
+          </w:p>
+        </w:tc>
+      </w:tr>
+      <w:tr>
+        <w:tc>
+          <w:tcPr>
+            <w:tcW w:type="dxa" w:w="4320"/>
+          </w:tcPr>
+          <w:p>
+            <w:r>
+              <w:rPr>
+                <w:b w:val="0"/>
+              </w:rPr>
+              <w:t>기간</w:t>
+            </w:r>
+          </w:p>
+        </w:tc>
+        <w:tc>
+          <w:tcPr>
+            <w:tcW w:type="dxa" w:w="4320"/>
+          </w:tcPr>
+          <w:p>
+            <w:r>
+              <w:rPr>
+                <w:b w:val="0"/>
+              </w:rPr>
+              <w:t>2027. 8. 6.(금) ~ 2027. 8. 8.(일), 2박 3일</w:t>
+            </w:r>
+          </w:p>
+        </w:tc>
+      </w:tr>
+      <w:tr>
+        <w:tc>
+          <w:tcPr>
+            <w:tcW w:type="dxa" w:w="4320"/>
+          </w:tcPr>
+          <w:p>
+            <w:r>
+              <w:rPr>
+                <w:b w:val="0"/>
+              </w:rPr>
+              <w:t>장소</w:t>
+            </w:r>
+          </w:p>
+        </w:tc>
+        <w:tc>
+          <w:tcPr>
+            <w:tcW w:type="dxa" w:w="4320"/>
+          </w:tcPr>
+          <w:p>
+            <w:r>
+              <w:rPr>
+                <w:b w:val="0"/>
+              </w:rPr>
+              <w:t>(수련회 장소) / 교회에서 차량 1시간 거리로 가정(확인 필요)</w:t>
+            </w:r>
+          </w:p>
+        </w:tc>
+      </w:tr>
+      <w:tr>
+        <w:tc>
+          <w:tcPr>
+            <w:tcW w:type="dxa" w:w="4320"/>
+          </w:tcPr>
+          <w:p>
+            <w:r>
+              <w:rPr>
+                <w:b w:val="0"/>
+              </w:rPr>
+              <w:t>대상·인원</w:t>
+            </w:r>
+          </w:p>
+        </w:tc>
+        <w:tc>
+          <w:tcPr>
+            <w:tcW w:type="dxa" w:w="4320"/>
+          </w:tcPr>
+          <w:p>
+            <w:r>
+              <w:rPr>
+                <w:b w:val="0"/>
+              </w:rPr>
+              <w:t>교회학교 학생 및 교사 / 학생 ________명, 교사 ________명</w:t>
+            </w:r>
+          </w:p>
+        </w:tc>
+      </w:tr>
+      <w:tr>
+        <w:tc>
+          <w:tcPr>
+            <w:tcW w:type="dxa" w:w="4320"/>
+          </w:tcPr>
+          <w:p>
+            <w:r>
+              <w:rPr>
+                <w:b w:val="0"/>
+              </w:rPr>
+              <w:t>주관</w:t>
+            </w:r>
+          </w:p>
+        </w:tc>
+        <w:tc>
+          <w:tcPr>
+            <w:tcW w:type="dxa" w:w="4320"/>
+          </w:tcPr>
+          <w:p>
+            <w:r>
+              <w:rPr>
+                <w:b w:val="0"/>
+              </w:rPr>
+              <w:t>(교회명) (부서명)</w:t>
+            </w:r>
+          </w:p>
+        </w:tc>
+      </w:tr>
+      <w:tr>
+        <w:tc>
+          <w:tcPr>
+            <w:tcW w:type="dxa" w:w="4320"/>
+          </w:tcPr>
+          <w:p>
+            <w:r>
+              <w:rPr>
+                <w:b w:val="0"/>
+              </w:rPr>
+              <w:t>담당 지정</w:t>
+            </w:r>
+          </w:p>
+        </w:tc>
+        <w:tc>
+          <w:tcPr>
+            <w:tcW w:type="dxa" w:w="4320"/>
+          </w:tcPr>
+          <w:p>
+            <w:r>
+              <w:rPr>
+                <w:b w:val="0"/>
+              </w:rPr>
+              <w:t>아래 역할별 실제 담당자: ________ / 지정 기한: 2027. 7. 30.(금) 18:00</w:t>
+            </w:r>
+          </w:p>
+        </w:tc>
+      </w:tr>
+    </w:tbl>
+    <w:p/>
     <w:p>
-      <w:pPr>
-        <w:pStyle w:val="ListBullet"/>
-      </w:pPr>
       <w:r>
         <w:rPr>
           <w:b w:val="0"/>
         </w:rPr>
-        <w:t>안전사고 예방을 위해 모든 학생은 이동 시 교사와 동행함.</w:t>
+        <w:t>나. 첫째 날: 2027. 8. 6.(금)</w:t>
       </w:r>
     </w:p>
+    <w:tbl>
+      <w:tblPr>
+        <w:tblStyle w:val="TableGrid"/>
+        <w:tblW w:type="auto" w:w="0"/>
+        <w:tblLook w:firstColumn="1" w:firstRow="1" w:lastColumn="0" w:lastRow="0" w:noHBand="0" w:noVBand="1" w:val="04A0"/>
+      </w:tblPr>
+      <w:tblGrid>
+        <w:gridCol w:w="1728"/>
+        <w:gridCol w:w="1728"/>
+        <w:gridCol w:w="1728"/>
+        <w:gridCol w:w="1728"/>
+        <w:gridCol w:w="1728"/>
+      </w:tblGrid>
+      <w:tr>
+        <w:tc>
+          <w:tcPr>
+            <w:tcW w:type="dxa" w:w="1728"/>
+          </w:tcPr>
+          <w:p>
+            <w:r>
+              <w:rPr>
+                <w:b/>
+              </w:rPr>
+              <w:t>시간</w:t>
+            </w:r>
+          </w:p>
+        </w:tc>
+        <w:tc>
+          <w:tcPr>
+            <w:tcW w:type="dxa" w:w="1728"/>
+          </w:tcPr>
+          <w:p>
+            <w:r>
+              <w:rPr>
+                <w:b/>
+              </w:rPr>
+              <w:t>프로그램</w:t>
+            </w:r>
+          </w:p>
+        </w:tc>
+        <w:tc>
+          <w:tcPr>
+            <w:tcW w:type="dxa" w:w="1728"/>
+          </w:tcPr>
+          <w:p>
+            <w:r>
+              <w:rPr>
+                <w:b/>
+              </w:rPr>
+              <w:t>장소</w:t>
+            </w:r>
+          </w:p>
+        </w:tc>
+        <w:tc>
+          <w:tcPr>
+            <w:tcW w:type="dxa" w:w="1728"/>
+          </w:tcPr>
+          <w:p>
+            <w:r>
+              <w:rPr>
+                <w:b/>
+              </w:rPr>
+              <w:t>진행</w:t>
+            </w:r>
+          </w:p>
+        </w:tc>
+        <w:tc>
+          <w:tcPr>
+            <w:tcW w:type="dxa" w:w="1728"/>
+          </w:tcPr>
+          <w:p>
+            <w:r>
+              <w:rPr>
+                <w:b/>
+              </w:rPr>
+              <w:t>준비물</w:t>
+            </w:r>
+          </w:p>
+        </w:tc>
+      </w:tr>
+      <w:tr>
+        <w:tc>
+          <w:tcPr>
+            <w:tcW w:type="dxa" w:w="1728"/>
+          </w:tcPr>
+          <w:p>
+            <w:r>
+              <w:rPr>
+                <w:b w:val="0"/>
+              </w:rPr>
+              <w:t>09:00~09:30</w:t>
+            </w:r>
+          </w:p>
+        </w:tc>
+        <w:tc>
+          <w:tcPr>
+            <w:tcW w:type="dxa" w:w="1728"/>
+          </w:tcPr>
+          <w:p>
+            <w:r>
+              <w:rPr>
+                <w:b w:val="0"/>
+              </w:rPr>
+              <w:t>집결·출석 확인·이동 안전교육</w:t>
+            </w:r>
+          </w:p>
+        </w:tc>
+        <w:tc>
+          <w:tcPr>
+            <w:tcW w:type="dxa" w:w="1728"/>
+          </w:tcPr>
+          <w:p>
+            <w:r>
+              <w:rPr>
+                <w:b w:val="0"/>
+              </w:rPr>
+              <w:t>교회 집결지</w:t>
+            </w:r>
+          </w:p>
+        </w:tc>
+        <w:tc>
+          <w:tcPr>
+            <w:tcW w:type="dxa" w:w="1728"/>
+          </w:tcPr>
+          <w:p>
+            <w:r>
+              <w:rPr>
+                <w:b w:val="0"/>
+              </w:rPr>
+              <w:t>총괄·인솔 담당</w:t>
+            </w:r>
+          </w:p>
+        </w:tc>
+        <w:tc>
+          <w:tcPr>
+            <w:tcW w:type="dxa" w:w="1728"/>
+          </w:tcPr>
+          <w:p>
+            <w:r>
+              <w:rPr>
+                <w:b w:val="0"/>
+              </w:rPr>
+              <w:t>출석 확인표, 안전 안내자료</w:t>
+            </w:r>
+          </w:p>
+        </w:tc>
+      </w:tr>
+      <w:tr>
+        <w:tc>
+          <w:tcPr>
+            <w:tcW w:type="dxa" w:w="1728"/>
+          </w:tcPr>
+          <w:p>
+            <w:r>
+              <w:rPr>
+                <w:b w:val="0"/>
+              </w:rPr>
+              <w:t>09:30~10:30</w:t>
+            </w:r>
+          </w:p>
+        </w:tc>
+        <w:tc>
+          <w:tcPr>
+            <w:tcW w:type="dxa" w:w="1728"/>
+          </w:tcPr>
+          <w:p>
+            <w:r>
+              <w:rPr>
+                <w:b w:val="0"/>
+              </w:rPr>
+              <w:t>출발·이동·도착 인원 확인</w:t>
+            </w:r>
+          </w:p>
+        </w:tc>
+        <w:tc>
+          <w:tcPr>
+            <w:tcW w:type="dxa" w:w="1728"/>
+          </w:tcPr>
+          <w:p>
+            <w:r>
+              <w:rPr>
+                <w:b w:val="0"/>
+              </w:rPr>
+              <w:t>차량·수련회 장소</w:t>
+            </w:r>
+          </w:p>
+        </w:tc>
+        <w:tc>
+          <w:tcPr>
+            <w:tcW w:type="dxa" w:w="1728"/>
+          </w:tcPr>
+          <w:p>
+            <w:r>
+              <w:rPr>
+                <w:b w:val="0"/>
+              </w:rPr>
+              <w:t>인솔·차량 담당</w:t>
+            </w:r>
+          </w:p>
+        </w:tc>
+        <w:tc>
+          <w:tcPr>
+            <w:tcW w:type="dxa" w:w="1728"/>
+          </w:tcPr>
+          <w:p>
+            <w:r>
+              <w:rPr>
+                <w:b w:val="0"/>
+              </w:rPr>
+              <w:t>탑승 확인표, 비상용품</w:t>
+            </w:r>
+          </w:p>
+        </w:tc>
+      </w:tr>
+      <w:tr>
+        <w:tc>
+          <w:tcPr>
+            <w:tcW w:type="dxa" w:w="1728"/>
+          </w:tcPr>
+          <w:p>
+            <w:r>
+              <w:rPr>
+                <w:b w:val="0"/>
+              </w:rPr>
+              <w:t>10:30~12:00</w:t>
+            </w:r>
+          </w:p>
+        </w:tc>
+        <w:tc>
+          <w:tcPr>
+            <w:tcW w:type="dxa" w:w="1728"/>
+          </w:tcPr>
+          <w:p>
+            <w:r>
+              <w:rPr>
+                <w:b w:val="0"/>
+              </w:rPr>
+              <w:t>숙소 배정·생활 안내·여는 예배</w:t>
+            </w:r>
+          </w:p>
+        </w:tc>
+        <w:tc>
+          <w:tcPr>
+            <w:tcW w:type="dxa" w:w="1728"/>
+          </w:tcPr>
+          <w:p>
+            <w:r>
+              <w:rPr>
+                <w:b w:val="0"/>
+              </w:rPr>
+              <w:t>숙소·예배실</w:t>
+            </w:r>
+          </w:p>
+        </w:tc>
+        <w:tc>
+          <w:tcPr>
+            <w:tcW w:type="dxa" w:w="1728"/>
+          </w:tcPr>
+          <w:p>
+            <w:r>
+              <w:rPr>
+                <w:b w:val="0"/>
+              </w:rPr>
+              <w:t>생활·예배 담당</w:t>
+            </w:r>
+          </w:p>
+        </w:tc>
+        <w:tc>
+          <w:tcPr>
+            <w:tcW w:type="dxa" w:w="1728"/>
+          </w:tcPr>
+          <w:p>
+            <w:r>
+              <w:rPr>
+                <w:b w:val="0"/>
+              </w:rPr>
+              <w:t>방 배정표, 성경, 찬양자료</w:t>
+            </w:r>
+          </w:p>
+        </w:tc>
+      </w:tr>
+      <w:tr>
+        <w:tc>
+          <w:tcPr>
+            <w:tcW w:type="dxa" w:w="1728"/>
+          </w:tcPr>
+          <w:p>
+            <w:r>
+              <w:rPr>
+                <w:b w:val="0"/>
+              </w:rPr>
+              <w:t>12:00~13:00</w:t>
+            </w:r>
+          </w:p>
+        </w:tc>
+        <w:tc>
+          <w:tcPr>
+            <w:tcW w:type="dxa" w:w="1728"/>
+          </w:tcPr>
+          <w:p>
+            <w:r>
+              <w:rPr>
+                <w:b w:val="0"/>
+              </w:rPr>
+              <w:t>점심식사·휴식</w:t>
+            </w:r>
+          </w:p>
+        </w:tc>
+        <w:tc>
+          <w:tcPr>
+            <w:tcW w:type="dxa" w:w="1728"/>
+          </w:tcPr>
+          <w:p>
+            <w:r>
+              <w:rPr>
+                <w:b w:val="0"/>
+              </w:rPr>
+              <w:t>식당·지정 휴게공간</w:t>
+            </w:r>
+          </w:p>
+        </w:tc>
+        <w:tc>
+          <w:tcPr>
+            <w:tcW w:type="dxa" w:w="1728"/>
+          </w:tcPr>
+          <w:p>
+            <w:r>
+              <w:rPr>
+                <w:b w:val="0"/>
+              </w:rPr>
+              <w:t>식사·안전 담당</w:t>
+            </w:r>
+          </w:p>
+        </w:tc>
+        <w:tc>
+          <w:tcPr>
+            <w:tcW w:type="dxa" w:w="1728"/>
+          </w:tcPr>
+          <w:p>
+            <w:r>
+              <w:rPr>
+                <w:b w:val="0"/>
+              </w:rPr>
+              <w:t>식수, 위생용품</w:t>
+            </w:r>
+          </w:p>
+        </w:tc>
+      </w:tr>
+      <w:tr>
+        <w:tc>
+          <w:tcPr>
+            <w:tcW w:type="dxa" w:w="1728"/>
+          </w:tcPr>
+          <w:p>
+            <w:r>
+              <w:rPr>
+                <w:b w:val="0"/>
+              </w:rPr>
+              <w:t>13:00~14:00</w:t>
+            </w:r>
+          </w:p>
+        </w:tc>
+        <w:tc>
+          <w:tcPr>
+            <w:tcW w:type="dxa" w:w="1728"/>
+          </w:tcPr>
+          <w:p>
+            <w:r>
+              <w:rPr>
+                <w:b w:val="0"/>
+              </w:rPr>
+              <w:t>조별모임·서로 소개하기</w:t>
+            </w:r>
+          </w:p>
+        </w:tc>
+        <w:tc>
+          <w:tcPr>
+            <w:tcW w:type="dxa" w:w="1728"/>
+          </w:tcPr>
+          <w:p>
+            <w:r>
+              <w:rPr>
+                <w:b w:val="0"/>
+              </w:rPr>
+              <w:t>조별 지정 장소</w:t>
+            </w:r>
+          </w:p>
+        </w:tc>
+        <w:tc>
+          <w:tcPr>
+            <w:tcW w:type="dxa" w:w="1728"/>
+          </w:tcPr>
+          <w:p>
+            <w:r>
+              <w:rPr>
+                <w:b w:val="0"/>
+              </w:rPr>
+              <w:t>조별 담당 교사</w:t>
+            </w:r>
+          </w:p>
+        </w:tc>
+        <w:tc>
+          <w:tcPr>
+            <w:tcW w:type="dxa" w:w="1728"/>
+          </w:tcPr>
+          <w:p>
+            <w:r>
+              <w:rPr>
+                <w:b w:val="0"/>
+              </w:rPr>
+              <w:t>명찰, 필기도구</w:t>
+            </w:r>
+          </w:p>
+        </w:tc>
+      </w:tr>
+      <w:tr>
+        <w:tc>
+          <w:tcPr>
+            <w:tcW w:type="dxa" w:w="1728"/>
+          </w:tcPr>
+          <w:p>
+            <w:r>
+              <w:rPr>
+                <w:b w:val="0"/>
+              </w:rPr>
+              <w:t>14:00~16:00</w:t>
+            </w:r>
+          </w:p>
+        </w:tc>
+        <w:tc>
+          <w:tcPr>
+            <w:tcW w:type="dxa" w:w="1728"/>
+          </w:tcPr>
+          <w:p>
+            <w:r>
+              <w:rPr>
+                <w:b w:val="0"/>
+              </w:rPr>
+              <w:t>공동체 레크리에이션</w:t>
+            </w:r>
+          </w:p>
+        </w:tc>
+        <w:tc>
+          <w:tcPr>
+            <w:tcW w:type="dxa" w:w="1728"/>
+          </w:tcPr>
+          <w:p>
+            <w:r>
+              <w:rPr>
+                <w:b w:val="0"/>
+              </w:rPr>
+              <w:t>실내 활동실</w:t>
+            </w:r>
+          </w:p>
+        </w:tc>
+        <w:tc>
+          <w:tcPr>
+            <w:tcW w:type="dxa" w:w="1728"/>
+          </w:tcPr>
+          <w:p>
+            <w:r>
+              <w:rPr>
+                <w:b w:val="0"/>
+              </w:rPr>
+              <w:t>활동·안전 담당</w:t>
+            </w:r>
+          </w:p>
+        </w:tc>
+        <w:tc>
+          <w:tcPr>
+            <w:tcW w:type="dxa" w:w="1728"/>
+          </w:tcPr>
+          <w:p>
+            <w:r>
+              <w:rPr>
+                <w:b w:val="0"/>
+              </w:rPr>
+              <w:t>활동 도구, 식수</w:t>
+            </w:r>
+          </w:p>
+        </w:tc>
+      </w:tr>
+      <w:tr>
+        <w:tc>
+          <w:tcPr>
+            <w:tcW w:type="dxa" w:w="1728"/>
+          </w:tcPr>
+          <w:p>
+            <w:r>
+              <w:rPr>
+                <w:b w:val="0"/>
+              </w:rPr>
+              <w:t>16:00~18:00</w:t>
+            </w:r>
+          </w:p>
+        </w:tc>
+        <w:tc>
+          <w:tcPr>
+            <w:tcW w:type="dxa" w:w="1728"/>
+          </w:tcPr>
+          <w:p>
+            <w:r>
+              <w:rPr>
+                <w:b w:val="0"/>
+              </w:rPr>
+              <w:t>자유시간·샤워</w:t>
+            </w:r>
+          </w:p>
+        </w:tc>
+        <w:tc>
+          <w:tcPr>
+            <w:tcW w:type="dxa" w:w="1728"/>
+          </w:tcPr>
+          <w:p>
+            <w:r>
+              <w:rPr>
+                <w:b w:val="0"/>
+              </w:rPr>
+              <w:t>지정 구역·숙소</w:t>
+            </w:r>
+          </w:p>
+        </w:tc>
+        <w:tc>
+          <w:tcPr>
+            <w:tcW w:type="dxa" w:w="1728"/>
+          </w:tcPr>
+          <w:p>
+            <w:r>
+              <w:rPr>
+                <w:b w:val="0"/>
+              </w:rPr>
+              <w:t>생활·안전 담당</w:t>
+            </w:r>
+          </w:p>
+        </w:tc>
+        <w:tc>
+          <w:tcPr>
+            <w:tcW w:type="dxa" w:w="1728"/>
+          </w:tcPr>
+          <w:p>
+            <w:r>
+              <w:rPr>
+                <w:b w:val="0"/>
+              </w:rPr>
+              <w:t>개인 세면도구</w:t>
+            </w:r>
+          </w:p>
+        </w:tc>
+      </w:tr>
+      <w:tr>
+        <w:tc>
+          <w:tcPr>
+            <w:tcW w:type="dxa" w:w="1728"/>
+          </w:tcPr>
+          <w:p>
+            <w:r>
+              <w:rPr>
+                <w:b w:val="0"/>
+              </w:rPr>
+              <w:t>18:00~19:00</w:t>
+            </w:r>
+          </w:p>
+        </w:tc>
+        <w:tc>
+          <w:tcPr>
+            <w:tcW w:type="dxa" w:w="1728"/>
+          </w:tcPr>
+          <w:p>
+            <w:r>
+              <w:rPr>
+                <w:b w:val="0"/>
+              </w:rPr>
+              <w:t>저녁식사</w:t>
+            </w:r>
+          </w:p>
+        </w:tc>
+        <w:tc>
+          <w:tcPr>
+            <w:tcW w:type="dxa" w:w="1728"/>
+          </w:tcPr>
+          <w:p>
+            <w:r>
+              <w:rPr>
+                <w:b w:val="0"/>
+              </w:rPr>
+              <w:t>식당</w:t>
+            </w:r>
+          </w:p>
+        </w:tc>
+        <w:tc>
+          <w:tcPr>
+            <w:tcW w:type="dxa" w:w="1728"/>
+          </w:tcPr>
+          <w:p>
+            <w:r>
+              <w:rPr>
+                <w:b w:val="0"/>
+              </w:rPr>
+              <w:t>식사 담당</w:t>
+            </w:r>
+          </w:p>
+        </w:tc>
+        <w:tc>
+          <w:tcPr>
+            <w:tcW w:type="dxa" w:w="1728"/>
+          </w:tcPr>
+          <w:p>
+            <w:r>
+              <w:rPr>
+                <w:b w:val="0"/>
+              </w:rPr>
+              <w:t>위생용품</w:t>
+            </w:r>
+          </w:p>
+        </w:tc>
+      </w:tr>
+      <w:tr>
+        <w:tc>
+          <w:tcPr>
+            <w:tcW w:type="dxa" w:w="1728"/>
+          </w:tcPr>
+          <w:p>
+            <w:r>
+              <w:rPr>
+                <w:b w:val="0"/>
+              </w:rPr>
+              <w:t>19:00~20:30</w:t>
+            </w:r>
+          </w:p>
+        </w:tc>
+        <w:tc>
+          <w:tcPr>
+            <w:tcW w:type="dxa" w:w="1728"/>
+          </w:tcPr>
+          <w:p>
+            <w:r>
+              <w:rPr>
+                <w:b w:val="0"/>
+              </w:rPr>
+              <w:t>저녁예배·기도회</w:t>
+            </w:r>
+          </w:p>
+        </w:tc>
+        <w:tc>
+          <w:tcPr>
+            <w:tcW w:type="dxa" w:w="1728"/>
+          </w:tcPr>
+          <w:p>
+            <w:r>
+              <w:rPr>
+                <w:b w:val="0"/>
+              </w:rPr>
+              <w:t>예배실</w:t>
+            </w:r>
+          </w:p>
+        </w:tc>
+        <w:tc>
+          <w:tcPr>
+            <w:tcW w:type="dxa" w:w="1728"/>
+          </w:tcPr>
+          <w:p>
+            <w:r>
+              <w:rPr>
+                <w:b w:val="0"/>
+              </w:rPr>
+              <w:t>예배·기도회 담당</w:t>
+            </w:r>
+          </w:p>
+        </w:tc>
+        <w:tc>
+          <w:tcPr>
+            <w:tcW w:type="dxa" w:w="1728"/>
+          </w:tcPr>
+          <w:p>
+            <w:r>
+              <w:rPr>
+                <w:b w:val="0"/>
+              </w:rPr>
+              <w:t>성경, 찬양자료</w:t>
+            </w:r>
+          </w:p>
+        </w:tc>
+      </w:tr>
+      <w:tr>
+        <w:tc>
+          <w:tcPr>
+            <w:tcW w:type="dxa" w:w="1728"/>
+          </w:tcPr>
+          <w:p>
+            <w:r>
+              <w:rPr>
+                <w:b w:val="0"/>
+              </w:rPr>
+              <w:t>20:30~22:00</w:t>
+            </w:r>
+          </w:p>
+        </w:tc>
+        <w:tc>
+          <w:tcPr>
+            <w:tcW w:type="dxa" w:w="1728"/>
+          </w:tcPr>
+          <w:p>
+            <w:r>
+              <w:rPr>
+                <w:b w:val="0"/>
+              </w:rPr>
+              <w:t>조별 나눔·취침 준비·인원 확인</w:t>
+            </w:r>
+          </w:p>
+        </w:tc>
+        <w:tc>
+          <w:tcPr>
+            <w:tcW w:type="dxa" w:w="1728"/>
+          </w:tcPr>
+          <w:p>
+            <w:r>
+              <w:rPr>
+                <w:b w:val="0"/>
+              </w:rPr>
+              <w:t>조별 장소·숙소</w:t>
+            </w:r>
+          </w:p>
+        </w:tc>
+        <w:tc>
+          <w:tcPr>
+            <w:tcW w:type="dxa" w:w="1728"/>
+          </w:tcPr>
+          <w:p>
+            <w:r>
+              <w:rPr>
+                <w:b w:val="0"/>
+              </w:rPr>
+              <w:t>조별·생활 담당</w:t>
+            </w:r>
+          </w:p>
+        </w:tc>
+        <w:tc>
+          <w:tcPr>
+            <w:tcW w:type="dxa" w:w="1728"/>
+          </w:tcPr>
+          <w:p>
+            <w:r>
+              <w:rPr>
+                <w:b w:val="0"/>
+              </w:rPr>
+              <w:t>나눔지, 인원 확인표</w:t>
+            </w:r>
+          </w:p>
+        </w:tc>
+      </w:tr>
+      <w:tr>
+        <w:tc>
+          <w:tcPr>
+            <w:tcW w:type="dxa" w:w="1728"/>
+          </w:tcPr>
+          <w:p>
+            <w:r>
+              <w:rPr>
+                <w:b w:val="0"/>
+              </w:rPr>
+              <w:t>22:00~다음 날 07:00</w:t>
+            </w:r>
+          </w:p>
+        </w:tc>
+        <w:tc>
+          <w:tcPr>
+            <w:tcW w:type="dxa" w:w="1728"/>
+          </w:tcPr>
+          <w:p>
+            <w:r>
+              <w:rPr>
+                <w:b w:val="0"/>
+              </w:rPr>
+              <w:t>취침·야간 안전관리</w:t>
+            </w:r>
+          </w:p>
+        </w:tc>
+        <w:tc>
+          <w:tcPr>
+            <w:tcW w:type="dxa" w:w="1728"/>
+          </w:tcPr>
+          <w:p>
+            <w:r>
+              <w:rPr>
+                <w:b w:val="0"/>
+              </w:rPr>
+              <w:t>숙소</w:t>
+            </w:r>
+          </w:p>
+        </w:tc>
+        <w:tc>
+          <w:tcPr>
+            <w:tcW w:type="dxa" w:w="1728"/>
+          </w:tcPr>
+          <w:p>
+            <w:r>
+              <w:rPr>
+                <w:b w:val="0"/>
+              </w:rPr>
+              <w:t>야간 당번 교사</w:t>
+            </w:r>
+          </w:p>
+        </w:tc>
+        <w:tc>
+          <w:tcPr>
+            <w:tcW w:type="dxa" w:w="1728"/>
+          </w:tcPr>
+          <w:p>
+            <w:r>
+              <w:rPr>
+                <w:b w:val="0"/>
+              </w:rPr>
+              <w:t>당번표, 손전등</w:t>
+            </w:r>
+          </w:p>
+        </w:tc>
+      </w:tr>
+    </w:tbl>
+    <w:p/>
     <w:p>
-      <w:pPr>
-        <w:pStyle w:val="ListBullet"/>
-      </w:pPr>
       <w:r>
         <w:rPr>
           <w:b w:val="0"/>
         </w:rPr>
-        <w:t>식단 및 알레르기 유무는 사전에 파악하여 식당에 전달함.</w:t>
+        <w:t>다. 둘째 날: 2027. 8. 7.(토)</w:t>
+      </w:r>
+    </w:p>
+    <w:tbl>
+      <w:tblPr>
+        <w:tblStyle w:val="TableGrid"/>
+        <w:tblW w:type="auto" w:w="0"/>
+        <w:tblLook w:firstColumn="1" w:firstRow="1" w:lastColumn="0" w:lastRow="0" w:noHBand="0" w:noVBand="1" w:val="04A0"/>
+      </w:tblPr>
+      <w:tblGrid>
+        <w:gridCol w:w="1728"/>
+        <w:gridCol w:w="1728"/>
+        <w:gridCol w:w="1728"/>
+        <w:gridCol w:w="1728"/>
+        <w:gridCol w:w="1728"/>
+      </w:tblGrid>
+      <w:tr>
+        <w:tc>
+          <w:tcPr>
+            <w:tcW w:type="dxa" w:w="1728"/>
+          </w:tcPr>
+          <w:p>
+            <w:r>
+              <w:rPr>
+                <w:b/>
+              </w:rPr>
+              <w:t>시간</w:t>
+            </w:r>
+          </w:p>
+        </w:tc>
+        <w:tc>
+          <w:tcPr>
+            <w:tcW w:type="dxa" w:w="1728"/>
+          </w:tcPr>
+          <w:p>
+            <w:r>
+              <w:rPr>
+                <w:b/>
+              </w:rPr>
+              <w:t>프로그램</w:t>
+            </w:r>
+          </w:p>
+        </w:tc>
+        <w:tc>
+          <w:tcPr>
+            <w:tcW w:type="dxa" w:w="1728"/>
+          </w:tcPr>
+          <w:p>
+            <w:r>
+              <w:rPr>
+                <w:b/>
+              </w:rPr>
+              <w:t>장소</w:t>
+            </w:r>
+          </w:p>
+        </w:tc>
+        <w:tc>
+          <w:tcPr>
+            <w:tcW w:type="dxa" w:w="1728"/>
+          </w:tcPr>
+          <w:p>
+            <w:r>
+              <w:rPr>
+                <w:b/>
+              </w:rPr>
+              <w:t>진행</w:t>
+            </w:r>
+          </w:p>
+        </w:tc>
+        <w:tc>
+          <w:tcPr>
+            <w:tcW w:type="dxa" w:w="1728"/>
+          </w:tcPr>
+          <w:p>
+            <w:r>
+              <w:rPr>
+                <w:b/>
+              </w:rPr>
+              <w:t>준비물</w:t>
+            </w:r>
+          </w:p>
+        </w:tc>
+      </w:tr>
+      <w:tr>
+        <w:tc>
+          <w:tcPr>
+            <w:tcW w:type="dxa" w:w="1728"/>
+          </w:tcPr>
+          <w:p>
+            <w:r>
+              <w:rPr>
+                <w:b w:val="0"/>
+              </w:rPr>
+              <w:t>07:00~08:00</w:t>
+            </w:r>
+          </w:p>
+        </w:tc>
+        <w:tc>
+          <w:tcPr>
+            <w:tcW w:type="dxa" w:w="1728"/>
+          </w:tcPr>
+          <w:p>
+            <w:r>
+              <w:rPr>
+                <w:b w:val="0"/>
+              </w:rPr>
+              <w:t>기상·건강상태 확인·아침식사</w:t>
+            </w:r>
+          </w:p>
+        </w:tc>
+        <w:tc>
+          <w:tcPr>
+            <w:tcW w:type="dxa" w:w="1728"/>
+          </w:tcPr>
+          <w:p>
+            <w:r>
+              <w:rPr>
+                <w:b w:val="0"/>
+              </w:rPr>
+              <w:t>숙소·식당</w:t>
+            </w:r>
+          </w:p>
+        </w:tc>
+        <w:tc>
+          <w:tcPr>
+            <w:tcW w:type="dxa" w:w="1728"/>
+          </w:tcPr>
+          <w:p>
+            <w:r>
+              <w:rPr>
+                <w:b w:val="0"/>
+              </w:rPr>
+              <w:t>생활·식사 담당</w:t>
+            </w:r>
+          </w:p>
+        </w:tc>
+        <w:tc>
+          <w:tcPr>
+            <w:tcW w:type="dxa" w:w="1728"/>
+          </w:tcPr>
+          <w:p>
+            <w:r>
+              <w:rPr>
+                <w:b w:val="0"/>
+              </w:rPr>
+              <w:t>세면도구, 위생용품</w:t>
+            </w:r>
+          </w:p>
+        </w:tc>
+      </w:tr>
+      <w:tr>
+        <w:tc>
+          <w:tcPr>
+            <w:tcW w:type="dxa" w:w="1728"/>
+          </w:tcPr>
+          <w:p>
+            <w:r>
+              <w:rPr>
+                <w:b w:val="0"/>
+              </w:rPr>
+              <w:t>08:00~09:00</w:t>
+            </w:r>
+          </w:p>
+        </w:tc>
+        <w:tc>
+          <w:tcPr>
+            <w:tcW w:type="dxa" w:w="1728"/>
+          </w:tcPr>
+          <w:p>
+            <w:r>
+              <w:rPr>
+                <w:b w:val="0"/>
+              </w:rPr>
+              <w:t>아침예배</w:t>
+            </w:r>
+          </w:p>
+        </w:tc>
+        <w:tc>
+          <w:tcPr>
+            <w:tcW w:type="dxa" w:w="1728"/>
+          </w:tcPr>
+          <w:p>
+            <w:r>
+              <w:rPr>
+                <w:b w:val="0"/>
+              </w:rPr>
+              <w:t>예배실</w:t>
+            </w:r>
+          </w:p>
+        </w:tc>
+        <w:tc>
+          <w:tcPr>
+            <w:tcW w:type="dxa" w:w="1728"/>
+          </w:tcPr>
+          <w:p>
+            <w:r>
+              <w:rPr>
+                <w:b w:val="0"/>
+              </w:rPr>
+              <w:t>예배 담당</w:t>
+            </w:r>
+          </w:p>
+        </w:tc>
+        <w:tc>
+          <w:tcPr>
+            <w:tcW w:type="dxa" w:w="1728"/>
+          </w:tcPr>
+          <w:p>
+            <w:r>
+              <w:rPr>
+                <w:b w:val="0"/>
+              </w:rPr>
+              <w:t>성경, 찬양자료</w:t>
+            </w:r>
+          </w:p>
+        </w:tc>
+      </w:tr>
+      <w:tr>
+        <w:tc>
+          <w:tcPr>
+            <w:tcW w:type="dxa" w:w="1728"/>
+          </w:tcPr>
+          <w:p>
+            <w:r>
+              <w:rPr>
+                <w:b w:val="0"/>
+              </w:rPr>
+              <w:t>09:00~10:30</w:t>
+            </w:r>
+          </w:p>
+        </w:tc>
+        <w:tc>
+          <w:tcPr>
+            <w:tcW w:type="dxa" w:w="1728"/>
+          </w:tcPr>
+          <w:p>
+            <w:r>
+              <w:rPr>
+                <w:b w:val="0"/>
+              </w:rPr>
+              <w:t>조별 말씀모임</w:t>
+            </w:r>
+          </w:p>
+        </w:tc>
+        <w:tc>
+          <w:tcPr>
+            <w:tcW w:type="dxa" w:w="1728"/>
+          </w:tcPr>
+          <w:p>
+            <w:r>
+              <w:rPr>
+                <w:b w:val="0"/>
+              </w:rPr>
+              <w:t>조별 지정 장소</w:t>
+            </w:r>
+          </w:p>
+        </w:tc>
+        <w:tc>
+          <w:tcPr>
+            <w:tcW w:type="dxa" w:w="1728"/>
+          </w:tcPr>
+          <w:p>
+            <w:r>
+              <w:rPr>
+                <w:b w:val="0"/>
+              </w:rPr>
+              <w:t>조별 담당 교사</w:t>
+            </w:r>
+          </w:p>
+        </w:tc>
+        <w:tc>
+          <w:tcPr>
+            <w:tcW w:type="dxa" w:w="1728"/>
+          </w:tcPr>
+          <w:p>
+            <w:r>
+              <w:rPr>
+                <w:b w:val="0"/>
+              </w:rPr>
+              <w:t>성경, 활동지, 필기도구</w:t>
+            </w:r>
+          </w:p>
+        </w:tc>
+      </w:tr>
+      <w:tr>
+        <w:tc>
+          <w:tcPr>
+            <w:tcW w:type="dxa" w:w="1728"/>
+          </w:tcPr>
+          <w:p>
+            <w:r>
+              <w:rPr>
+                <w:b w:val="0"/>
+              </w:rPr>
+              <w:t>10:30~12:00</w:t>
+            </w:r>
+          </w:p>
+        </w:tc>
+        <w:tc>
+          <w:tcPr>
+            <w:tcW w:type="dxa" w:w="1728"/>
+          </w:tcPr>
+          <w:p>
+            <w:r>
+              <w:rPr>
+                <w:b w:val="0"/>
+              </w:rPr>
+              <w:t>자유시간·휴식</w:t>
+            </w:r>
+          </w:p>
+        </w:tc>
+        <w:tc>
+          <w:tcPr>
+            <w:tcW w:type="dxa" w:w="1728"/>
+          </w:tcPr>
+          <w:p>
+            <w:r>
+              <w:rPr>
+                <w:b w:val="0"/>
+              </w:rPr>
+              <w:t>지정 휴게공간</w:t>
+            </w:r>
+          </w:p>
+        </w:tc>
+        <w:tc>
+          <w:tcPr>
+            <w:tcW w:type="dxa" w:w="1728"/>
+          </w:tcPr>
+          <w:p>
+            <w:r>
+              <w:rPr>
+                <w:b w:val="0"/>
+              </w:rPr>
+              <w:t>생활·안전 담당</w:t>
+            </w:r>
+          </w:p>
+        </w:tc>
+        <w:tc>
+          <w:tcPr>
+            <w:tcW w:type="dxa" w:w="1728"/>
+          </w:tcPr>
+          <w:p>
+            <w:r>
+              <w:rPr>
+                <w:b w:val="0"/>
+              </w:rPr>
+              <w:t>식수, 보드게임</w:t>
+            </w:r>
+          </w:p>
+        </w:tc>
+      </w:tr>
+      <w:tr>
+        <w:tc>
+          <w:tcPr>
+            <w:tcW w:type="dxa" w:w="1728"/>
+          </w:tcPr>
+          <w:p>
+            <w:r>
+              <w:rPr>
+                <w:b w:val="0"/>
+              </w:rPr>
+              <w:t>12:00~13:00</w:t>
+            </w:r>
+          </w:p>
+        </w:tc>
+        <w:tc>
+          <w:tcPr>
+            <w:tcW w:type="dxa" w:w="1728"/>
+          </w:tcPr>
+          <w:p>
+            <w:r>
+              <w:rPr>
+                <w:b w:val="0"/>
+              </w:rPr>
+              <w:t>점심식사</w:t>
+            </w:r>
+          </w:p>
+        </w:tc>
+        <w:tc>
+          <w:tcPr>
+            <w:tcW w:type="dxa" w:w="1728"/>
+          </w:tcPr>
+          <w:p>
+            <w:r>
+              <w:rPr>
+                <w:b w:val="0"/>
+              </w:rPr>
+              <w:t>식당</w:t>
+            </w:r>
+          </w:p>
+        </w:tc>
+        <w:tc>
+          <w:tcPr>
+            <w:tcW w:type="dxa" w:w="1728"/>
+          </w:tcPr>
+          <w:p>
+            <w:r>
+              <w:rPr>
+                <w:b w:val="0"/>
+              </w:rPr>
+              <w:t>식사 담당</w:t>
+            </w:r>
+          </w:p>
+        </w:tc>
+        <w:tc>
+          <w:tcPr>
+            <w:tcW w:type="dxa" w:w="1728"/>
+          </w:tcPr>
+          <w:p>
+            <w:r>
+              <w:rPr>
+                <w:b w:val="0"/>
+              </w:rPr>
+              <w:t>위생용품</w:t>
+            </w:r>
+          </w:p>
+        </w:tc>
+      </w:tr>
+      <w:tr>
+        <w:tc>
+          <w:tcPr>
+            <w:tcW w:type="dxa" w:w="1728"/>
+          </w:tcPr>
+          <w:p>
+            <w:r>
+              <w:rPr>
+                <w:b w:val="0"/>
+              </w:rPr>
+              <w:t>13:00~15:00</w:t>
+            </w:r>
+          </w:p>
+        </w:tc>
+        <w:tc>
+          <w:tcPr>
+            <w:tcW w:type="dxa" w:w="1728"/>
+          </w:tcPr>
+          <w:p>
+            <w:r>
+              <w:rPr>
+                <w:b w:val="0"/>
+              </w:rPr>
+              <w:t>공동체 레크리에이션</w:t>
+            </w:r>
+          </w:p>
+        </w:tc>
+        <w:tc>
+          <w:tcPr>
+            <w:tcW w:type="dxa" w:w="1728"/>
+          </w:tcPr>
+          <w:p>
+            <w:r>
+              <w:rPr>
+                <w:b w:val="0"/>
+              </w:rPr>
+              <w:t>실내 활동실</w:t>
+            </w:r>
+          </w:p>
+        </w:tc>
+        <w:tc>
+          <w:tcPr>
+            <w:tcW w:type="dxa" w:w="1728"/>
+          </w:tcPr>
+          <w:p>
+            <w:r>
+              <w:rPr>
+                <w:b w:val="0"/>
+              </w:rPr>
+              <w:t>활동·안전 담당</w:t>
+            </w:r>
+          </w:p>
+        </w:tc>
+        <w:tc>
+          <w:tcPr>
+            <w:tcW w:type="dxa" w:w="1728"/>
+          </w:tcPr>
+          <w:p>
+            <w:r>
+              <w:rPr>
+                <w:b w:val="0"/>
+              </w:rPr>
+              <w:t>활동 도구, 식수</w:t>
+            </w:r>
+          </w:p>
+        </w:tc>
+      </w:tr>
+      <w:tr>
+        <w:tc>
+          <w:tcPr>
+            <w:tcW w:type="dxa" w:w="1728"/>
+          </w:tcPr>
+          <w:p>
+            <w:r>
+              <w:rPr>
+                <w:b w:val="0"/>
+              </w:rPr>
+              <w:t>15:00~18:00</w:t>
+            </w:r>
+          </w:p>
+        </w:tc>
+        <w:tc>
+          <w:tcPr>
+            <w:tcW w:type="dxa" w:w="1728"/>
+          </w:tcPr>
+          <w:p>
+            <w:r>
+              <w:rPr>
+                <w:b w:val="0"/>
+              </w:rPr>
+              <w:t>간식·자유시간·샤워</w:t>
+            </w:r>
+          </w:p>
+        </w:tc>
+        <w:tc>
+          <w:tcPr>
+            <w:tcW w:type="dxa" w:w="1728"/>
+          </w:tcPr>
+          <w:p>
+            <w:r>
+              <w:rPr>
+                <w:b w:val="0"/>
+              </w:rPr>
+              <w:t>지정 구역·숙소</w:t>
+            </w:r>
+          </w:p>
+        </w:tc>
+        <w:tc>
+          <w:tcPr>
+            <w:tcW w:type="dxa" w:w="1728"/>
+          </w:tcPr>
+          <w:p>
+            <w:r>
+              <w:rPr>
+                <w:b w:val="0"/>
+              </w:rPr>
+              <w:t>생활·안전 담당</w:t>
+            </w:r>
+          </w:p>
+        </w:tc>
+        <w:tc>
+          <w:tcPr>
+            <w:tcW w:type="dxa" w:w="1728"/>
+          </w:tcPr>
+          <w:p>
+            <w:r>
+              <w:rPr>
+                <w:b w:val="0"/>
+              </w:rPr>
+              <w:t>간식, 세면도구</w:t>
+            </w:r>
+          </w:p>
+        </w:tc>
+      </w:tr>
+      <w:tr>
+        <w:tc>
+          <w:tcPr>
+            <w:tcW w:type="dxa" w:w="1728"/>
+          </w:tcPr>
+          <w:p>
+            <w:r>
+              <w:rPr>
+                <w:b w:val="0"/>
+              </w:rPr>
+              <w:t>18:00~19:00</w:t>
+            </w:r>
+          </w:p>
+        </w:tc>
+        <w:tc>
+          <w:tcPr>
+            <w:tcW w:type="dxa" w:w="1728"/>
+          </w:tcPr>
+          <w:p>
+            <w:r>
+              <w:rPr>
+                <w:b w:val="0"/>
+              </w:rPr>
+              <w:t>저녁식사</w:t>
+            </w:r>
+          </w:p>
+        </w:tc>
+        <w:tc>
+          <w:tcPr>
+            <w:tcW w:type="dxa" w:w="1728"/>
+          </w:tcPr>
+          <w:p>
+            <w:r>
+              <w:rPr>
+                <w:b w:val="0"/>
+              </w:rPr>
+              <w:t>식당</w:t>
+            </w:r>
+          </w:p>
+        </w:tc>
+        <w:tc>
+          <w:tcPr>
+            <w:tcW w:type="dxa" w:w="1728"/>
+          </w:tcPr>
+          <w:p>
+            <w:r>
+              <w:rPr>
+                <w:b w:val="0"/>
+              </w:rPr>
+              <w:t>식사 담당</w:t>
+            </w:r>
+          </w:p>
+        </w:tc>
+        <w:tc>
+          <w:tcPr>
+            <w:tcW w:type="dxa" w:w="1728"/>
+          </w:tcPr>
+          <w:p>
+            <w:r>
+              <w:rPr>
+                <w:b w:val="0"/>
+              </w:rPr>
+              <w:t>위생용품</w:t>
+            </w:r>
+          </w:p>
+        </w:tc>
+      </w:tr>
+      <w:tr>
+        <w:tc>
+          <w:tcPr>
+            <w:tcW w:type="dxa" w:w="1728"/>
+          </w:tcPr>
+          <w:p>
+            <w:r>
+              <w:rPr>
+                <w:b w:val="0"/>
+              </w:rPr>
+              <w:t>19:00~20:30</w:t>
+            </w:r>
+          </w:p>
+        </w:tc>
+        <w:tc>
+          <w:tcPr>
+            <w:tcW w:type="dxa" w:w="1728"/>
+          </w:tcPr>
+          <w:p>
+            <w:r>
+              <w:rPr>
+                <w:b w:val="0"/>
+              </w:rPr>
+              <w:t>저녁예배·기도회</w:t>
+            </w:r>
+          </w:p>
+        </w:tc>
+        <w:tc>
+          <w:tcPr>
+            <w:tcW w:type="dxa" w:w="1728"/>
+          </w:tcPr>
+          <w:p>
+            <w:r>
+              <w:rPr>
+                <w:b w:val="0"/>
+              </w:rPr>
+              <w:t>예배실</w:t>
+            </w:r>
+          </w:p>
+        </w:tc>
+        <w:tc>
+          <w:tcPr>
+            <w:tcW w:type="dxa" w:w="1728"/>
+          </w:tcPr>
+          <w:p>
+            <w:r>
+              <w:rPr>
+                <w:b w:val="0"/>
+              </w:rPr>
+              <w:t>예배·기도회 담당</w:t>
+            </w:r>
+          </w:p>
+        </w:tc>
+        <w:tc>
+          <w:tcPr>
+            <w:tcW w:type="dxa" w:w="1728"/>
+          </w:tcPr>
+          <w:p>
+            <w:r>
+              <w:rPr>
+                <w:b w:val="0"/>
+              </w:rPr>
+              <w:t>성경, 찬양자료</w:t>
+            </w:r>
+          </w:p>
+        </w:tc>
+      </w:tr>
+      <w:tr>
+        <w:tc>
+          <w:tcPr>
+            <w:tcW w:type="dxa" w:w="1728"/>
+          </w:tcPr>
+          <w:p>
+            <w:r>
+              <w:rPr>
+                <w:b w:val="0"/>
+              </w:rPr>
+              <w:t>20:30~22:00</w:t>
+            </w:r>
+          </w:p>
+        </w:tc>
+        <w:tc>
+          <w:tcPr>
+            <w:tcW w:type="dxa" w:w="1728"/>
+          </w:tcPr>
+          <w:p>
+            <w:r>
+              <w:rPr>
+                <w:b w:val="0"/>
+              </w:rPr>
+              <w:t>조별 나눔·취침 준비·인원 확인</w:t>
+            </w:r>
+          </w:p>
+        </w:tc>
+        <w:tc>
+          <w:tcPr>
+            <w:tcW w:type="dxa" w:w="1728"/>
+          </w:tcPr>
+          <w:p>
+            <w:r>
+              <w:rPr>
+                <w:b w:val="0"/>
+              </w:rPr>
+              <w:t>조별 장소·숙소</w:t>
+            </w:r>
+          </w:p>
+        </w:tc>
+        <w:tc>
+          <w:tcPr>
+            <w:tcW w:type="dxa" w:w="1728"/>
+          </w:tcPr>
+          <w:p>
+            <w:r>
+              <w:rPr>
+                <w:b w:val="0"/>
+              </w:rPr>
+              <w:t>조별·생활 담당</w:t>
+            </w:r>
+          </w:p>
+        </w:tc>
+        <w:tc>
+          <w:tcPr>
+            <w:tcW w:type="dxa" w:w="1728"/>
+          </w:tcPr>
+          <w:p>
+            <w:r>
+              <w:rPr>
+                <w:b w:val="0"/>
+              </w:rPr>
+              <w:t>나눔지, 인원 확인표</w:t>
+            </w:r>
+          </w:p>
+        </w:tc>
+      </w:tr>
+      <w:tr>
+        <w:tc>
+          <w:tcPr>
+            <w:tcW w:type="dxa" w:w="1728"/>
+          </w:tcPr>
+          <w:p>
+            <w:r>
+              <w:rPr>
+                <w:b w:val="0"/>
+              </w:rPr>
+              <w:t>22:00~다음 날 07:00</w:t>
+            </w:r>
+          </w:p>
+        </w:tc>
+        <w:tc>
+          <w:tcPr>
+            <w:tcW w:type="dxa" w:w="1728"/>
+          </w:tcPr>
+          <w:p>
+            <w:r>
+              <w:rPr>
+                <w:b w:val="0"/>
+              </w:rPr>
+              <w:t>취침·야간 안전관리</w:t>
+            </w:r>
+          </w:p>
+        </w:tc>
+        <w:tc>
+          <w:tcPr>
+            <w:tcW w:type="dxa" w:w="1728"/>
+          </w:tcPr>
+          <w:p>
+            <w:r>
+              <w:rPr>
+                <w:b w:val="0"/>
+              </w:rPr>
+              <w:t>숙소</w:t>
+            </w:r>
+          </w:p>
+        </w:tc>
+        <w:tc>
+          <w:tcPr>
+            <w:tcW w:type="dxa" w:w="1728"/>
+          </w:tcPr>
+          <w:p>
+            <w:r>
+              <w:rPr>
+                <w:b w:val="0"/>
+              </w:rPr>
+              <w:t>야간 당번 교사</w:t>
+            </w:r>
+          </w:p>
+        </w:tc>
+        <w:tc>
+          <w:tcPr>
+            <w:tcW w:type="dxa" w:w="1728"/>
+          </w:tcPr>
+          <w:p>
+            <w:r>
+              <w:rPr>
+                <w:b w:val="0"/>
+              </w:rPr>
+              <w:t>당번표, 손전등</w:t>
+            </w:r>
+          </w:p>
+        </w:tc>
+      </w:tr>
+    </w:tbl>
+    <w:p/>
+    <w:p>
+      <w:r>
+        <w:rPr>
+          <w:b w:val="0"/>
+        </w:rPr>
+        <w:t>라. 셋째 날: 2027. 8. 8.(일)</w:t>
+      </w:r>
+    </w:p>
+    <w:tbl>
+      <w:tblPr>
+        <w:tblStyle w:val="TableGrid"/>
+        <w:tblW w:type="auto" w:w="0"/>
+        <w:tblLook w:firstColumn="1" w:firstRow="1" w:lastColumn="0" w:lastRow="0" w:noHBand="0" w:noVBand="1" w:val="04A0"/>
+      </w:tblPr>
+      <w:tblGrid>
+        <w:gridCol w:w="1728"/>
+        <w:gridCol w:w="1728"/>
+        <w:gridCol w:w="1728"/>
+        <w:gridCol w:w="1728"/>
+        <w:gridCol w:w="1728"/>
+      </w:tblGrid>
+      <w:tr>
+        <w:tc>
+          <w:tcPr>
+            <w:tcW w:type="dxa" w:w="1728"/>
+          </w:tcPr>
+          <w:p>
+            <w:r>
+              <w:rPr>
+                <w:b/>
+              </w:rPr>
+              <w:t>시간</w:t>
+            </w:r>
+          </w:p>
+        </w:tc>
+        <w:tc>
+          <w:tcPr>
+            <w:tcW w:type="dxa" w:w="1728"/>
+          </w:tcPr>
+          <w:p>
+            <w:r>
+              <w:rPr>
+                <w:b/>
+              </w:rPr>
+              <w:t>프로그램</w:t>
+            </w:r>
+          </w:p>
+        </w:tc>
+        <w:tc>
+          <w:tcPr>
+            <w:tcW w:type="dxa" w:w="1728"/>
+          </w:tcPr>
+          <w:p>
+            <w:r>
+              <w:rPr>
+                <w:b/>
+              </w:rPr>
+              <w:t>장소</w:t>
+            </w:r>
+          </w:p>
+        </w:tc>
+        <w:tc>
+          <w:tcPr>
+            <w:tcW w:type="dxa" w:w="1728"/>
+          </w:tcPr>
+          <w:p>
+            <w:r>
+              <w:rPr>
+                <w:b/>
+              </w:rPr>
+              <w:t>진행</w:t>
+            </w:r>
+          </w:p>
+        </w:tc>
+        <w:tc>
+          <w:tcPr>
+            <w:tcW w:type="dxa" w:w="1728"/>
+          </w:tcPr>
+          <w:p>
+            <w:r>
+              <w:rPr>
+                <w:b/>
+              </w:rPr>
+              <w:t>준비물</w:t>
+            </w:r>
+          </w:p>
+        </w:tc>
+      </w:tr>
+      <w:tr>
+        <w:tc>
+          <w:tcPr>
+            <w:tcW w:type="dxa" w:w="1728"/>
+          </w:tcPr>
+          <w:p>
+            <w:r>
+              <w:rPr>
+                <w:b w:val="0"/>
+              </w:rPr>
+              <w:t>07:00~08:00</w:t>
+            </w:r>
+          </w:p>
+        </w:tc>
+        <w:tc>
+          <w:tcPr>
+            <w:tcW w:type="dxa" w:w="1728"/>
+          </w:tcPr>
+          <w:p>
+            <w:r>
+              <w:rPr>
+                <w:b w:val="0"/>
+              </w:rPr>
+              <w:t>기상·건강상태 확인·아침식사</w:t>
+            </w:r>
+          </w:p>
+        </w:tc>
+        <w:tc>
+          <w:tcPr>
+            <w:tcW w:type="dxa" w:w="1728"/>
+          </w:tcPr>
+          <w:p>
+            <w:r>
+              <w:rPr>
+                <w:b w:val="0"/>
+              </w:rPr>
+              <w:t>숙소·식당</w:t>
+            </w:r>
+          </w:p>
+        </w:tc>
+        <w:tc>
+          <w:tcPr>
+            <w:tcW w:type="dxa" w:w="1728"/>
+          </w:tcPr>
+          <w:p>
+            <w:r>
+              <w:rPr>
+                <w:b w:val="0"/>
+              </w:rPr>
+              <w:t>생활·식사 담당</w:t>
+            </w:r>
+          </w:p>
+        </w:tc>
+        <w:tc>
+          <w:tcPr>
+            <w:tcW w:type="dxa" w:w="1728"/>
+          </w:tcPr>
+          <w:p>
+            <w:r>
+              <w:rPr>
+                <w:b w:val="0"/>
+              </w:rPr>
+              <w:t>세면도구, 위생용품</w:t>
+            </w:r>
+          </w:p>
+        </w:tc>
+      </w:tr>
+      <w:tr>
+        <w:tc>
+          <w:tcPr>
+            <w:tcW w:type="dxa" w:w="1728"/>
+          </w:tcPr>
+          <w:p>
+            <w:r>
+              <w:rPr>
+                <w:b w:val="0"/>
+              </w:rPr>
+              <w:t>08:00~09:00</w:t>
+            </w:r>
+          </w:p>
+        </w:tc>
+        <w:tc>
+          <w:tcPr>
+            <w:tcW w:type="dxa" w:w="1728"/>
+          </w:tcPr>
+          <w:p>
+            <w:r>
+              <w:rPr>
+                <w:b w:val="0"/>
+              </w:rPr>
+              <w:t>조별 나눔·소감 작성</w:t>
+            </w:r>
+          </w:p>
+        </w:tc>
+        <w:tc>
+          <w:tcPr>
+            <w:tcW w:type="dxa" w:w="1728"/>
+          </w:tcPr>
+          <w:p>
+            <w:r>
+              <w:rPr>
+                <w:b w:val="0"/>
+              </w:rPr>
+              <w:t>조별 지정 장소</w:t>
+            </w:r>
+          </w:p>
+        </w:tc>
+        <w:tc>
+          <w:tcPr>
+            <w:tcW w:type="dxa" w:w="1728"/>
+          </w:tcPr>
+          <w:p>
+            <w:r>
+              <w:rPr>
+                <w:b w:val="0"/>
+              </w:rPr>
+              <w:t>조별 담당 교사</w:t>
+            </w:r>
+          </w:p>
+        </w:tc>
+        <w:tc>
+          <w:tcPr>
+            <w:tcW w:type="dxa" w:w="1728"/>
+          </w:tcPr>
+          <w:p>
+            <w:r>
+              <w:rPr>
+                <w:b w:val="0"/>
+              </w:rPr>
+              <w:t>소감지, 필기도구</w:t>
+            </w:r>
+          </w:p>
+        </w:tc>
+      </w:tr>
+      <w:tr>
+        <w:tc>
+          <w:tcPr>
+            <w:tcW w:type="dxa" w:w="1728"/>
+          </w:tcPr>
+          <w:p>
+            <w:r>
+              <w:rPr>
+                <w:b w:val="0"/>
+              </w:rPr>
+              <w:t>09:00~10:00</w:t>
+            </w:r>
+          </w:p>
+        </w:tc>
+        <w:tc>
+          <w:tcPr>
+            <w:tcW w:type="dxa" w:w="1728"/>
+          </w:tcPr>
+          <w:p>
+            <w:r>
+              <w:rPr>
+                <w:b w:val="0"/>
+              </w:rPr>
+              <w:t>짐 정리·숙소 청소·분실물 확인</w:t>
+            </w:r>
+          </w:p>
+        </w:tc>
+        <w:tc>
+          <w:tcPr>
+            <w:tcW w:type="dxa" w:w="1728"/>
+          </w:tcPr>
+          <w:p>
+            <w:r>
+              <w:rPr>
+                <w:b w:val="0"/>
+              </w:rPr>
+              <w:t>숙소</w:t>
+            </w:r>
+          </w:p>
+        </w:tc>
+        <w:tc>
+          <w:tcPr>
+            <w:tcW w:type="dxa" w:w="1728"/>
+          </w:tcPr>
+          <w:p>
+            <w:r>
+              <w:rPr>
+                <w:b w:val="0"/>
+              </w:rPr>
+              <w:t>생활·시설 담당</w:t>
+            </w:r>
+          </w:p>
+        </w:tc>
+        <w:tc>
+          <w:tcPr>
+            <w:tcW w:type="dxa" w:w="1728"/>
+          </w:tcPr>
+          <w:p>
+            <w:r>
+              <w:rPr>
+                <w:b w:val="0"/>
+              </w:rPr>
+              <w:t>청소도구, 점검표</w:t>
+            </w:r>
+          </w:p>
+        </w:tc>
+      </w:tr>
+      <w:tr>
+        <w:tc>
+          <w:tcPr>
+            <w:tcW w:type="dxa" w:w="1728"/>
+          </w:tcPr>
+          <w:p>
+            <w:r>
+              <w:rPr>
+                <w:b w:val="0"/>
+              </w:rPr>
+              <w:t>10:00~11:00</w:t>
+            </w:r>
+          </w:p>
+        </w:tc>
+        <w:tc>
+          <w:tcPr>
+            <w:tcW w:type="dxa" w:w="1728"/>
+          </w:tcPr>
+          <w:p>
+            <w:r>
+              <w:rPr>
+                <w:b w:val="0"/>
+              </w:rPr>
+              <w:t>주일예배·닫는 순서</w:t>
+            </w:r>
+          </w:p>
+        </w:tc>
+        <w:tc>
+          <w:tcPr>
+            <w:tcW w:type="dxa" w:w="1728"/>
+          </w:tcPr>
+          <w:p>
+            <w:r>
+              <w:rPr>
+                <w:b w:val="0"/>
+              </w:rPr>
+              <w:t>예배실</w:t>
+            </w:r>
+          </w:p>
+        </w:tc>
+        <w:tc>
+          <w:tcPr>
+            <w:tcW w:type="dxa" w:w="1728"/>
+          </w:tcPr>
+          <w:p>
+            <w:r>
+              <w:rPr>
+                <w:b w:val="0"/>
+              </w:rPr>
+              <w:t>예배 담당</w:t>
+            </w:r>
+          </w:p>
+        </w:tc>
+        <w:tc>
+          <w:tcPr>
+            <w:tcW w:type="dxa" w:w="1728"/>
+          </w:tcPr>
+          <w:p>
+            <w:r>
+              <w:rPr>
+                <w:b w:val="0"/>
+              </w:rPr>
+              <w:t>성경, 찬양자료</w:t>
+            </w:r>
+          </w:p>
+        </w:tc>
+      </w:tr>
+      <w:tr>
+        <w:tc>
+          <w:tcPr>
+            <w:tcW w:type="dxa" w:w="1728"/>
+          </w:tcPr>
+          <w:p>
+            <w:r>
+              <w:rPr>
+                <w:b w:val="0"/>
+              </w:rPr>
+              <w:t>11:00~12:00</w:t>
+            </w:r>
+          </w:p>
+        </w:tc>
+        <w:tc>
+          <w:tcPr>
+            <w:tcW w:type="dxa" w:w="1728"/>
+          </w:tcPr>
+          <w:p>
+            <w:r>
+              <w:rPr>
+                <w:b w:val="0"/>
+              </w:rPr>
+              <w:t>점심식사·출발 인원 확인</w:t>
+            </w:r>
+          </w:p>
+        </w:tc>
+        <w:tc>
+          <w:tcPr>
+            <w:tcW w:type="dxa" w:w="1728"/>
+          </w:tcPr>
+          <w:p>
+            <w:r>
+              <w:rPr>
+                <w:b w:val="0"/>
+              </w:rPr>
+              <w:t>식당·승차 장소</w:t>
+            </w:r>
+          </w:p>
+        </w:tc>
+        <w:tc>
+          <w:tcPr>
+            <w:tcW w:type="dxa" w:w="1728"/>
+          </w:tcPr>
+          <w:p>
+            <w:r>
+              <w:rPr>
+                <w:b w:val="0"/>
+              </w:rPr>
+              <w:t>식사·인솔 담당</w:t>
+            </w:r>
+          </w:p>
+        </w:tc>
+        <w:tc>
+          <w:tcPr>
+            <w:tcW w:type="dxa" w:w="1728"/>
+          </w:tcPr>
+          <w:p>
+            <w:r>
+              <w:rPr>
+                <w:b w:val="0"/>
+              </w:rPr>
+              <w:t>탑승 확인표, 식수</w:t>
+            </w:r>
+          </w:p>
+        </w:tc>
+      </w:tr>
+      <w:tr>
+        <w:tc>
+          <w:tcPr>
+            <w:tcW w:type="dxa" w:w="1728"/>
+          </w:tcPr>
+          <w:p>
+            <w:r>
+              <w:rPr>
+                <w:b w:val="0"/>
+              </w:rPr>
+              <w:t>12:00~13:00</w:t>
+            </w:r>
+          </w:p>
+        </w:tc>
+        <w:tc>
+          <w:tcPr>
+            <w:tcW w:type="dxa" w:w="1728"/>
+          </w:tcPr>
+          <w:p>
+            <w:r>
+              <w:rPr>
+                <w:b w:val="0"/>
+              </w:rPr>
+              <w:t>출발·이동</w:t>
+            </w:r>
+          </w:p>
+        </w:tc>
+        <w:tc>
+          <w:tcPr>
+            <w:tcW w:type="dxa" w:w="1728"/>
+          </w:tcPr>
+          <w:p>
+            <w:r>
+              <w:rPr>
+                <w:b w:val="0"/>
+              </w:rPr>
+              <w:t>차량</w:t>
+            </w:r>
+          </w:p>
+        </w:tc>
+        <w:tc>
+          <w:tcPr>
+            <w:tcW w:type="dxa" w:w="1728"/>
+          </w:tcPr>
+          <w:p>
+            <w:r>
+              <w:rPr>
+                <w:b w:val="0"/>
+              </w:rPr>
+              <w:t>인솔·차량 담당</w:t>
+            </w:r>
+          </w:p>
+        </w:tc>
+        <w:tc>
+          <w:tcPr>
+            <w:tcW w:type="dxa" w:w="1728"/>
+          </w:tcPr>
+          <w:p>
+            <w:r>
+              <w:rPr>
+                <w:b w:val="0"/>
+              </w:rPr>
+              <w:t>비상용품</w:t>
+            </w:r>
+          </w:p>
+        </w:tc>
+      </w:tr>
+      <w:tr>
+        <w:tc>
+          <w:tcPr>
+            <w:tcW w:type="dxa" w:w="1728"/>
+          </w:tcPr>
+          <w:p>
+            <w:r>
+              <w:rPr>
+                <w:b w:val="0"/>
+              </w:rPr>
+              <w:t>13:00~13:30</w:t>
+            </w:r>
+          </w:p>
+        </w:tc>
+        <w:tc>
+          <w:tcPr>
+            <w:tcW w:type="dxa" w:w="1728"/>
+          </w:tcPr>
+          <w:p>
+            <w:r>
+              <w:rPr>
+                <w:b w:val="0"/>
+              </w:rPr>
+              <w:t>교회 도착·보호자 인계·귀가 완료 확인</w:t>
+            </w:r>
+          </w:p>
+        </w:tc>
+        <w:tc>
+          <w:tcPr>
+            <w:tcW w:type="dxa" w:w="1728"/>
+          </w:tcPr>
+          <w:p>
+            <w:r>
+              <w:rPr>
+                <w:b w:val="0"/>
+              </w:rPr>
+              <w:t>교회 지정 인계 장소</w:t>
+            </w:r>
+          </w:p>
+        </w:tc>
+        <w:tc>
+          <w:tcPr>
+            <w:tcW w:type="dxa" w:w="1728"/>
+          </w:tcPr>
+          <w:p>
+            <w:r>
+              <w:rPr>
+                <w:b w:val="0"/>
+              </w:rPr>
+              <w:t>총괄·귀가 담당</w:t>
+            </w:r>
+          </w:p>
+        </w:tc>
+        <w:tc>
+          <w:tcPr>
+            <w:tcW w:type="dxa" w:w="1728"/>
+          </w:tcPr>
+          <w:p>
+            <w:r>
+              <w:rPr>
+                <w:b w:val="0"/>
+              </w:rPr>
+              <w:t>귀가 확인표, 분실물</w:t>
+            </w:r>
+          </w:p>
+        </w:tc>
+      </w:tr>
+    </w:tbl>
+    <w:p/>
+    <w:p>
+      <w:r>
+        <w:rPr>
+          <w:b w:val="0"/>
+        </w:rPr>
+        <w:t>마. 운영 확인사항</w:t>
+      </w:r>
+    </w:p>
+    <w:tbl>
+      <w:tblPr>
+        <w:tblStyle w:val="TableGrid"/>
+        <w:tblW w:type="auto" w:w="0"/>
+        <w:tblLook w:firstColumn="1" w:firstRow="1" w:lastColumn="0" w:lastRow="0" w:noHBand="0" w:noVBand="1" w:val="04A0"/>
+      </w:tblPr>
+      <w:tblGrid>
+        <w:gridCol w:w="2880"/>
+        <w:gridCol w:w="2880"/>
+        <w:gridCol w:w="2880"/>
+      </w:tblGrid>
+      <w:tr>
+        <w:tc>
+          <w:tcPr>
+            <w:tcW w:type="dxa" w:w="2880"/>
+          </w:tcPr>
+          <w:p>
+            <w:r>
+              <w:rPr>
+                <w:b/>
+              </w:rPr>
+              <w:t>확인 내용</w:t>
+            </w:r>
+          </w:p>
+        </w:tc>
+        <w:tc>
+          <w:tcPr>
+            <w:tcW w:type="dxa" w:w="2880"/>
+          </w:tcPr>
+          <w:p>
+            <w:r>
+              <w:rPr>
+                <w:b/>
+              </w:rPr>
+              <w:t>담당</w:t>
+            </w:r>
+          </w:p>
+        </w:tc>
+        <w:tc>
+          <w:tcPr>
+            <w:tcW w:type="dxa" w:w="2880"/>
+          </w:tcPr>
+          <w:p>
+            <w:r>
+              <w:rPr>
+                <w:b/>
+              </w:rPr>
+              <w:t>기한</w:t>
+            </w:r>
+          </w:p>
+        </w:tc>
+      </w:tr>
+      <w:tr>
+        <w:tc>
+          <w:tcPr>
+            <w:tcW w:type="dxa" w:w="2880"/>
+          </w:tcPr>
+          <w:p>
+            <w:r>
+              <w:rPr>
+                <w:b w:val="0"/>
+              </w:rPr>
+              <w:t>수련회 장소·차량·식사·주일예배 운영 협의 및 일정 확정</w:t>
+            </w:r>
+          </w:p>
+        </w:tc>
+        <w:tc>
+          <w:tcPr>
+            <w:tcW w:type="dxa" w:w="2880"/>
+          </w:tcPr>
+          <w:p>
+            <w:r>
+              <w:rPr>
+                <w:b w:val="0"/>
+              </w:rPr>
+              <w:t>총괄 담당</w:t>
+            </w:r>
+          </w:p>
+        </w:tc>
+        <w:tc>
+          <w:tcPr>
+            <w:tcW w:type="dxa" w:w="2880"/>
+          </w:tcPr>
+          <w:p>
+            <w:r>
+              <w:rPr>
+                <w:b w:val="0"/>
+              </w:rPr>
+              <w:t>2027. 7. 30.(금) 18:00</w:t>
+            </w:r>
+          </w:p>
+        </w:tc>
+      </w:tr>
+      <w:tr>
+        <w:tc>
+          <w:tcPr>
+            <w:tcW w:type="dxa" w:w="2880"/>
+          </w:tcPr>
+          <w:p>
+            <w:r>
+              <w:rPr>
+                <w:b w:val="0"/>
+              </w:rPr>
+              <w:t>이동 소요시간 확인 및 출발·도착 시각 조정</w:t>
+            </w:r>
+          </w:p>
+        </w:tc>
+        <w:tc>
+          <w:tcPr>
+            <w:tcW w:type="dxa" w:w="2880"/>
+          </w:tcPr>
+          <w:p>
+            <w:r>
+              <w:rPr>
+                <w:b w:val="0"/>
+              </w:rPr>
+              <w:t>차량 담당</w:t>
+            </w:r>
+          </w:p>
+        </w:tc>
+        <w:tc>
+          <w:tcPr>
+            <w:tcW w:type="dxa" w:w="2880"/>
+          </w:tcPr>
+          <w:p>
+            <w:r>
+              <w:rPr>
+                <w:b w:val="0"/>
+              </w:rPr>
+              <w:t>2027. 7. 30.(금) 18:00</w:t>
+            </w:r>
+          </w:p>
+        </w:tc>
+      </w:tr>
+      <w:tr>
+        <w:tc>
+          <w:tcPr>
+            <w:tcW w:type="dxa" w:w="2880"/>
+          </w:tcPr>
+          <w:p>
+            <w:r>
+              <w:rPr>
+                <w:b w:val="0"/>
+              </w:rPr>
+              <w:t>우천·폭염 시 활동 장소 및 대체 프로그램 확정</w:t>
+            </w:r>
+          </w:p>
+        </w:tc>
+        <w:tc>
+          <w:tcPr>
+            <w:tcW w:type="dxa" w:w="2880"/>
+          </w:tcPr>
+          <w:p>
+            <w:r>
+              <w:rPr>
+                <w:b w:val="0"/>
+              </w:rPr>
+              <w:t>활동·안전 담당</w:t>
+            </w:r>
+          </w:p>
+        </w:tc>
+        <w:tc>
+          <w:tcPr>
+            <w:tcW w:type="dxa" w:w="2880"/>
+          </w:tcPr>
+          <w:p>
+            <w:r>
+              <w:rPr>
+                <w:b w:val="0"/>
+              </w:rPr>
+              <w:t>2027. 8. 5.(목) 18:00</w:t>
+            </w:r>
+          </w:p>
+        </w:tc>
+      </w:tr>
+      <w:tr>
+        <w:tc>
+          <w:tcPr>
+            <w:tcW w:type="dxa" w:w="2880"/>
+          </w:tcPr>
+          <w:p>
+            <w:r>
+              <w:rPr>
+                <w:b w:val="0"/>
+              </w:rPr>
+              <w:t>자유시간 허용 구역·인원 확인 방법 안내</w:t>
+            </w:r>
+          </w:p>
+        </w:tc>
+        <w:tc>
+          <w:tcPr>
+            <w:tcW w:type="dxa" w:w="2880"/>
+          </w:tcPr>
+          <w:p>
+            <w:r>
+              <w:rPr>
+                <w:b w:val="0"/>
+              </w:rPr>
+              <w:t>생활·안전 담당</w:t>
+            </w:r>
+          </w:p>
+        </w:tc>
+        <w:tc>
+          <w:tcPr>
+            <w:tcW w:type="dxa" w:w="2880"/>
+          </w:tcPr>
+          <w:p>
+            <w:r>
+              <w:rPr>
+                <w:b w:val="0"/>
+              </w:rPr>
+              <w:t>2027. 8. 6.(금) 12:00</w:t>
+            </w:r>
+          </w:p>
+        </w:tc>
+      </w:tr>
+      <w:tr>
+        <w:tc>
+          <w:tcPr>
+            <w:tcW w:type="dxa" w:w="2880"/>
+          </w:tcPr>
+          <w:p>
+            <w:r>
+              <w:rPr>
+                <w:b w:val="0"/>
+              </w:rPr>
+              <w:t>야간 당번별 근무시간·인계 방법 확정</w:t>
+            </w:r>
+          </w:p>
+        </w:tc>
+        <w:tc>
+          <w:tcPr>
+            <w:tcW w:type="dxa" w:w="2880"/>
+          </w:tcPr>
+          <w:p>
+            <w:r>
+              <w:rPr>
+                <w:b w:val="0"/>
+              </w:rPr>
+              <w:t>생활 담당</w:t>
+            </w:r>
+          </w:p>
+        </w:tc>
+        <w:tc>
+          <w:tcPr>
+            <w:tcW w:type="dxa" w:w="2880"/>
+          </w:tcPr>
+          <w:p>
+            <w:r>
+              <w:rPr>
+                <w:b w:val="0"/>
+              </w:rPr>
+              <w:t>2027. 8. 6.(금) 18:00</w:t>
+            </w:r>
+          </w:p>
+        </w:tc>
+      </w:tr>
+      <w:tr>
+        <w:tc>
+          <w:tcPr>
+            <w:tcW w:type="dxa" w:w="2880"/>
+          </w:tcPr>
+          <w:p>
+            <w:r>
+              <w:rPr>
+                <w:b w:val="0"/>
+              </w:rPr>
+              <w:t>프로그램 실시 여부·참가자 소감 취합 및 개선사항 기록</w:t>
+            </w:r>
+          </w:p>
+        </w:tc>
+        <w:tc>
+          <w:tcPr>
+            <w:tcW w:type="dxa" w:w="2880"/>
+          </w:tcPr>
+          <w:p>
+            <w:r>
+              <w:rPr>
+                <w:b w:val="0"/>
+              </w:rPr>
+              <w:t>총괄·조별 담당 교사</w:t>
+            </w:r>
+          </w:p>
+        </w:tc>
+        <w:tc>
+          <w:tcPr>
+            <w:tcW w:type="dxa" w:w="2880"/>
+          </w:tcPr>
+          <w:p>
+            <w:r>
+              <w:rPr>
+                <w:b w:val="0"/>
+              </w:rPr>
+              <w:t>2027. 8. 10.(화) 18:00</w:t>
+            </w:r>
+          </w:p>
+        </w:tc>
+      </w:tr>
+    </w:tbl>
+    <w:p/>
+    <w:p>
+      <w:r>
+        <w:rPr>
+          <w:b w:val="0"/>
+        </w:rPr>
+        <w:t>발신: (교회명) (부서명)</w:t>
+      </w:r>
+    </w:p>
+    <w:p>
+      <w:r>
+        <w:rPr>
+          <w:b w:val="0"/>
+        </w:rPr>
+        <w:t>담당: ________ / 문의처: ________(부서 공식 연락처)</w:t>
+      </w:r>
+    </w:p>
+    <w:p>
+      <w:r>
+        <w:rPr>
+          <w:b w:val="0"/>
+        </w:rPr>
+        <w:t>끝.</w:t>
       </w:r>
     </w:p>
     <w:sectPr>
